--- a/BasicFormat/Clearance_form.docx
+++ b/BasicFormat/Clearance_form.docx
@@ -1,6 +1,6 @@
 
 <file path=word/document.xml><?xml version="1.0" encoding="utf-8"?>
-<w:document xmlns:wpc="http://schemas.microsoft.com/office/word/2010/wordprocessingCanvas" xmlns:cx="http://schemas.microsoft.com/office/drawing/2014/chartex" xmlns:cx1="http://schemas.microsoft.com/office/drawing/2015/9/8/chartex" xmlns:cx2="http://schemas.microsoft.com/office/drawing/2015/10/21/chartex" xmlns:cx3="http://schemas.microsoft.com/office/drawing/2016/5/9/chartex" xmlns:cx4="http://schemas.microsoft.com/office/drawing/2016/5/10/chartex" xmlns:cx5="http://schemas.microsoft.com/office/drawing/2016/5/11/chartex" xmlns:cx6="http://schemas.microsoft.com/office/drawing/2016/5/12/chartex" xmlns:cx7="http://schemas.microsoft.com/office/drawing/2016/5/13/chartex" xmlns:cx8="http://schemas.microsoft.com/office/drawing/2016/5/14/chartex" xmlns:mc="http://schemas.openxmlformats.org/markup-compatibility/2006" xmlns:aink="http://schemas.microsoft.com/office/drawing/2016/ink" xmlns:am3d="http://schemas.microsoft.com/office/drawing/2017/model3d" xmlns:o="urn:schemas-microsoft-com:office:office" xmlns:oel="http://schemas.microsoft.com/office/2019/extlst" xmlns:r="http://schemas.openxmlformats.org/officeDocument/2006/relationships" xmlns:m="http://schemas.openxmlformats.org/officeDocument/2006/math" xmlns:v="urn:schemas-microsoft-com:vml" xmlns:wp14="http://schemas.microsoft.com/office/word/2010/wordprocessingDrawing" xmlns:wp="http://schemas.openxmlformats.org/drawingml/2006/wordprocessingDrawing" xmlns:w10="urn:schemas-microsoft-com:office:word" xmlns:w="http://schemas.openxmlformats.org/wordprocessingml/2006/main" xmlns:w14="http://schemas.microsoft.com/office/word/2010/wordml" xmlns:w15="http://schemas.microsoft.com/office/word/2012/wordml" xmlns:w16cex="http://schemas.microsoft.com/office/word/2018/wordml/cex" xmlns:w16cid="http://schemas.microsoft.com/office/word/2016/wordml/cid" xmlns:w16="http://schemas.microsoft.com/office/word/2018/wordml" xmlns:w16du="http://schemas.microsoft.com/office/word/2023/wordml/word16du" xmlns:w16sdtdh="http://schemas.microsoft.com/office/word/2020/wordml/sdtdatahash" xmlns:w16sdtfl="http://schemas.microsoft.com/office/word/2024/wordml/sdtformatlock" xmlns:w16se="http://schemas.microsoft.com/office/word/2015/wordml/symex" xmlns:wpg="http://schemas.microsoft.com/office/word/2010/wordprocessingGroup" xmlns:wpi="http://schemas.microsoft.com/office/word/2010/wordprocessingInk" xmlns:wne="http://schemas.microsoft.com/office/word/2006/wordml" xmlns:wps="http://schemas.microsoft.com/office/word/2010/wordprocessingShape" mc:Ignorable="w14 w15 w16se w16cid w16 w16cex w16sdtdh w16sdtfl w16du wp14">
+<w:document xmlns:wpc="http://schemas.microsoft.com/office/word/2010/wordprocessingCanvas" xmlns:cx="http://schemas.microsoft.com/office/drawing/2014/chartex" xmlns:cx1="http://schemas.microsoft.com/office/drawing/2015/9/8/chartex" xmlns:cx2="http://schemas.microsoft.com/office/drawing/2015/10/21/chartex" xmlns:cx3="http://schemas.microsoft.com/office/drawing/2016/5/9/chartex" xmlns:cx4="http://schemas.microsoft.com/office/drawing/2016/5/10/chartex" xmlns:cx5="http://schemas.microsoft.com/office/drawing/2016/5/11/chartex" xmlns:cx6="http://schemas.microsoft.com/office/drawing/2016/5/12/chartex" xmlns:cx7="http://schemas.microsoft.com/office/drawing/2016/5/13/chartex" xmlns:cx8="http://schemas.microsoft.com/office/drawing/2016/5/14/chartex" xmlns:mc="http://schemas.openxmlformats.org/markup-compatibility/2006" xmlns:aink="http://schemas.microsoft.com/office/drawing/2016/ink" xmlns:am3d="http://schemas.microsoft.com/office/drawing/2017/model3d" xmlns:o="urn:schemas-microsoft-com:office:office" xmlns:r="http://schemas.openxmlformats.org/officeDocument/2006/relationships" xmlns:m="http://schemas.openxmlformats.org/officeDocument/2006/math" xmlns:v="urn:schemas-microsoft-com:vml" xmlns:wp14="http://schemas.microsoft.com/office/word/2010/wordprocessingDrawing" xmlns:wp="http://schemas.openxmlformats.org/drawingml/2006/wordprocessingDrawing" xmlns:w10="urn:schemas-microsoft-com:office:word" xmlns:w="http://schemas.openxmlformats.org/wordprocessingml/2006/main" xmlns:w14="http://schemas.microsoft.com/office/word/2010/wordml" xmlns:w15="http://schemas.microsoft.com/office/word/2012/wordml" xmlns:w16cex="http://schemas.microsoft.com/office/word/2018/wordml/cex" xmlns:w16cid="http://schemas.microsoft.com/office/word/2016/wordml/cid" xmlns:w16="http://schemas.microsoft.com/office/word/2018/wordml" xmlns:w16sdtdh="http://schemas.microsoft.com/office/word/2020/wordml/sdtdatahash" xmlns:w16se="http://schemas.microsoft.com/office/word/2015/wordml/symex" xmlns:wpg="http://schemas.microsoft.com/office/word/2010/wordprocessingGroup" xmlns:wpi="http://schemas.microsoft.com/office/word/2010/wordprocessingInk" xmlns:wne="http://schemas.microsoft.com/office/word/2006/wordml" xmlns:wps="http://schemas.microsoft.com/office/word/2010/wordprocessingShape" mc:Ignorable="w14 w15 w16se w16cid w16 w16cex w16sdtdh wp14">
   <w:body>
     <w:p>
       <w:pPr>
@@ -165,7 +165,7 @@
               </wp:anchor>
             </w:drawing>
           </mc:Choice>
-          <mc:Fallback>
+          <mc:Fallback xmlns:w16sdtfl="http://schemas.microsoft.com/office/word/2024/wordml/sdtformatlock" xmlns:w16du="http://schemas.microsoft.com/office/word/2023/wordml/word16du" xmlns:oel="http://schemas.microsoft.com/office/2019/extlst">
             <w:pict>
               <v:shapetype w14:anchorId="37A651B1" id="_x0000_t75" coordsize="21600,21600" o:spt="75" o:preferrelative="t" path="m@4@5l@4@11@9@11@9@5xe" filled="f" stroked="f">
                 <v:stroke joinstyle="miter"/>
@@ -315,6 +315,9 @@
               <w:spacing w:before="83"/>
               <w:ind w:left="0"/>
             </w:pPr>
+            <w:r>
+              <w:t>SUBHASH NAND RAM HARIJAN</w:t>
+            </w:r>
           </w:p>
         </w:tc>
         <w:tc>
@@ -353,6 +356,12 @@
                 <w:rFonts w:ascii="Arial"/>
               </w:rPr>
             </w:pPr>
+            <w:r>
+              <w:rPr>
+                <w:rFonts w:ascii="Arial"/>
+              </w:rPr>
+              <w:t xml:space="preserve"> 2993</w:t>
+            </w:r>
           </w:p>
         </w:tc>
       </w:tr>
@@ -396,6 +405,12 @@
                 <w:rFonts w:ascii="Arial"/>
               </w:rPr>
             </w:pPr>
+            <w:r>
+              <w:rPr>
+                <w:rFonts w:ascii="Arial"/>
+              </w:rPr>
+              <w:t xml:space="preserve"> Civil</w:t>
+            </w:r>
           </w:p>
         </w:tc>
         <w:tc>
@@ -430,8 +445,24 @@
               <w:pStyle w:val="muitypography-root"/>
               <w:rPr>
                 <w:rFonts w:ascii="Arial" w:hAnsi="Arial" w:cs="Arial"/>
+                <w:sz w:val="22"/>
+                <w:szCs w:val="22"/>
               </w:rPr>
             </w:pPr>
+            <w:r>
+              <w:rPr>
+                <w:rFonts w:ascii="Arial" w:hAnsi="Arial" w:cs="Arial"/>
+              </w:rPr>
+              <w:t xml:space="preserve"> </w:t>
+            </w:r>
+            <w:r>
+              <w:rPr>
+                <w:rFonts w:ascii="Arial" w:hAnsi="Arial" w:cs="Arial"/>
+                <w:sz w:val="22"/>
+                <w:szCs w:val="22"/>
+              </w:rPr>
+              <w:t>Team Leader</w:t>
+            </w:r>
           </w:p>
         </w:tc>
       </w:tr>
@@ -478,6 +509,12 @@
                 <w:rFonts w:ascii="Arial"/>
               </w:rPr>
             </w:pPr>
+            <w:r>
+              <w:rPr>
+                <w:rFonts w:ascii="Arial"/>
+              </w:rPr>
+              <w:t>23/09/2023</w:t>
+            </w:r>
           </w:p>
         </w:tc>
         <w:tc>
@@ -516,6 +553,12 @@
                 <w:rFonts w:ascii="Arial"/>
               </w:rPr>
             </w:pPr>
+            <w:r>
+              <w:rPr>
+                <w:rFonts w:ascii="Arial"/>
+              </w:rPr>
+              <w:t>Red Sea HC-02</w:t>
+            </w:r>
           </w:p>
         </w:tc>
       </w:tr>
@@ -611,7 +654,7 @@
               </wp:anchor>
             </w:drawing>
           </mc:Choice>
-          <mc:Fallback>
+          <mc:Fallback xmlns:w16sdtfl="http://schemas.microsoft.com/office/word/2024/wordml/sdtformatlock" xmlns:w16du="http://schemas.microsoft.com/office/word/2023/wordml/word16du" xmlns:oel="http://schemas.microsoft.com/office/2019/extlst">
             <w:pict>
               <v:shapetype w14:anchorId="7BF4D438" id="_x0000_t202" coordsize="21600,21600" o:spt="202" path="m,l,21600r21600,l21600,xe">
                 <v:stroke joinstyle="miter"/>
@@ -1008,17 +1051,9 @@
               <mc:AlternateContent>
                 <mc:Choice Requires="wpi">
                   <w:drawing>
-                    <wp:anchor distT="0" distB="0" distL="114300" distR="114300" simplePos="0" relativeHeight="487597056" behindDoc="0" locked="0" layoutInCell="1" allowOverlap="1" wp14:anchorId="06C20594" wp14:editId="050D7137">
-                      <wp:simplePos x="0" y="0"/>
-                      <wp:positionH relativeFrom="column">
-                        <wp:posOffset>119654</wp:posOffset>
-                      </wp:positionH>
-                      <wp:positionV relativeFrom="paragraph">
-                        <wp:posOffset>66333</wp:posOffset>
-                      </wp:positionV>
+                    <wp:inline distT="0" distB="0" distL="0" distR="0" wp14:anchorId="06C20594" wp14:editId="0F148BF8">
                       <wp:extent cx="38520" cy="41400"/>
-                      <wp:effectExtent l="57150" t="57150" r="57150" b="53975"/>
-                      <wp:wrapNone/>
+                      <wp:effectExtent l="38100" t="57150" r="57150" b="53975"/>
                       <wp:docPr id="1647198055" name="Ink 27"/>
                       <wp:cNvGraphicFramePr/>
                       <a:graphic xmlns:a="http://schemas.openxmlformats.org/drawingml/2006/main">
@@ -1034,12 +1069,12 @@
                           </w14:contentPart>
                         </a:graphicData>
                       </a:graphic>
-                    </wp:anchor>
+                    </wp:inline>
                   </w:drawing>
                 </mc:Choice>
                 <mc:Fallback>
                   <w:pict>
-                    <v:shapetype w14:anchorId="6751ACB1" id="_x0000_t75" coordsize="21600,21600" o:spt="75" o:preferrelative="t" path="m@4@5l@4@11@9@11@9@5xe" filled="f" stroked="f">
+                    <v:shapetype w14:anchorId="1F71F55B" id="_x0000_t75" coordsize="21600,21600" o:spt="75" o:preferrelative="t" path="m@4@5l@4@11@9@11@9@5xe" filled="f" stroked="f">
                       <v:stroke joinstyle="miter"/>
                       <v:formulas>
                         <v:f eqn="if lineDrawn pixelLineWidth 0"/>
@@ -1058,7 +1093,7 @@
                       <v:path o:extrusionok="f" gradientshapeok="t" o:connecttype="rect"/>
                       <o:lock v:ext="edit" aspectratio="t"/>
                     </v:shapetype>
-                    <v:shape id="Ink 27" o:spid="_x0000_s1026" type="#_x0000_t75" style="position:absolute;margin-left:8.7pt;margin-top:4.5pt;width:4.45pt;height:4.65pt;z-index:487597056;visibility:visible;mso-wrap-style:square;mso-wrap-distance-left:9pt;mso-wrap-distance-top:0;mso-wrap-distance-right:9pt;mso-wrap-distance-bottom:0;mso-position-horizontal:absolute;mso-position-horizontal-relative:text;mso-position-vertical:absolute;mso-position-vertical-relative:text" o:gfxdata="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">
+                    <v:shape id="Ink 27" o:spid="_x0000_i1025" type="#_x0000_t75" style="width:4.2pt;height:4.8pt;visibility:visible;mso-wrap-style:square" o:gfxdata="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">
                       <v:imagedata r:id="rId8" o:title=""/>
                     </v:shape>
                   </w:pict>
@@ -1173,6 +1208,13 @@
                 <w:sz w:val="20"/>
               </w:rPr>
             </w:pPr>
+            <w:r>
+              <w:rPr>
+                <w:rFonts w:ascii="Times New Roman"/>
+                <w:sz w:val="20"/>
+              </w:rPr>
+              <w:t>14/08/2025</w:t>
+            </w:r>
           </w:p>
         </w:tc>
       </w:tr>
@@ -1255,7 +1297,7 @@
               </wp:anchor>
             </w:drawing>
           </mc:Choice>
-          <mc:Fallback>
+          <mc:Fallback xmlns:w16sdtfl="http://schemas.microsoft.com/office/word/2024/wordml/sdtformatlock" xmlns:w16du="http://schemas.microsoft.com/office/word/2023/wordml/word16du" xmlns:oel="http://schemas.microsoft.com/office/2019/extlst">
             <w:pict>
               <v:rect w14:anchorId="67A811E3" id="Rectangle 25" o:spid="_x0000_s1026" style="position:absolute;margin-left:64.1pt;margin-top:-27.7pt;width:10pt;height:9.95pt;z-index:-15899136;visibility:visible;mso-wrap-style:square;mso-width-percent:0;mso-height-percent:0;mso-wrap-distance-left:9pt;mso-wrap-distance-top:0;mso-wrap-distance-right:9pt;mso-wrap-distance-bottom:0;mso-position-horizontal:absolute;mso-position-horizontal-relative:page;mso-position-vertical:absolute;mso-position-vertical-relative:text;mso-width-percent:0;mso-height-percent:0;mso-width-relative:page;mso-height-relative:page;v-text-anchor:top" o:gfxdata="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" filled="f" strokeweight=".72pt">
                 <w10:wrap anchorx="page"/>
@@ -1334,7 +1376,7 @@
               </wp:anchor>
             </w:drawing>
           </mc:Choice>
-          <mc:Fallback>
+          <mc:Fallback xmlns:w16sdtfl="http://schemas.microsoft.com/office/word/2024/wordml/sdtformatlock" xmlns:w16du="http://schemas.microsoft.com/office/word/2023/wordml/word16du" xmlns:oel="http://schemas.microsoft.com/office/2019/extlst">
             <w:pict>
               <v:rect w14:anchorId="7E4F11D6" id="Rectangle 24" o:spid="_x0000_s1026" style="position:absolute;margin-left:192.25pt;margin-top:-27.7pt;width:9.95pt;height:9.95pt;z-index:-15898624;visibility:visible;mso-wrap-style:square;mso-width-percent:0;mso-height-percent:0;mso-wrap-distance-left:9pt;mso-wrap-distance-top:0;mso-wrap-distance-right:9pt;mso-wrap-distance-bottom:0;mso-position-horizontal:absolute;mso-position-horizontal-relative:page;mso-position-vertical:absolute;mso-position-vertical-relative:text;mso-width-percent:0;mso-height-percent:0;mso-width-relative:page;mso-height-relative:page;v-text-anchor:top" o:gfxdata="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" filled="f" strokeweight=".72pt">
                 <w10:wrap anchorx="page"/>
@@ -1755,7 +1797,7 @@
               </wp:anchor>
             </w:drawing>
           </mc:Choice>
-          <mc:Fallback>
+          <mc:Fallback xmlns:w16sdtfl="http://schemas.microsoft.com/office/word/2024/wordml/sdtformatlock" xmlns:w16du="http://schemas.microsoft.com/office/word/2023/wordml/word16du" xmlns:oel="http://schemas.microsoft.com/office/2019/extlst">
             <w:pict>
               <v:group w14:anchorId="6BF256A5" id="Group 21" o:spid="_x0000_s1026" style="position:absolute;margin-left:313.75pt;margin-top:-28.05pt;width:10.7pt;height:10.7pt;z-index:-15898112;mso-position-horizontal-relative:page" coordorigin="6275,-561" coordsize="214,214" o:gfxdata="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">
                 <v:rect id="Rectangle 23" o:spid="_x0000_s1027" style="position:absolute;left:6281;top:-555;width:200;height:200;visibility:visible;mso-wrap-style:square;v-text-anchor:top" o:gfxdata="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" filled="f" strokeweight=".72pt"/>
@@ -1838,7 +1880,7 @@
               </wp:anchor>
             </w:drawing>
           </mc:Choice>
-          <mc:Fallback>
+          <mc:Fallback xmlns:w16sdtfl="http://schemas.microsoft.com/office/word/2024/wordml/sdtformatlock" xmlns:w16du="http://schemas.microsoft.com/office/word/2023/wordml/word16du" xmlns:oel="http://schemas.microsoft.com/office/2019/extlst">
             <w:pict>
               <v:rect w14:anchorId="648B315E" id="Rectangle 20" o:spid="_x0000_s1026" style="position:absolute;margin-left:422.95pt;margin-top:-27.7pt;width:9.95pt;height:9.95pt;z-index:-15897600;visibility:visible;mso-wrap-style:square;mso-width-percent:0;mso-height-percent:0;mso-wrap-distance-left:9pt;mso-wrap-distance-top:0;mso-wrap-distance-right:9pt;mso-wrap-distance-bottom:0;mso-position-horizontal:absolute;mso-position-horizontal-relative:page;mso-position-vertical:absolute;mso-position-vertical-relative:text;mso-width-percent:0;mso-height-percent:0;mso-width-relative:page;mso-height-relative:page;v-text-anchor:top" o:gfxdata="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" filled="f" strokeweight=".72pt">
                 <w10:wrap anchorx="page"/>
@@ -1917,7 +1959,7 @@
               </wp:anchor>
             </w:drawing>
           </mc:Choice>
-          <mc:Fallback>
+          <mc:Fallback xmlns:w16sdtfl="http://schemas.microsoft.com/office/word/2024/wordml/sdtformatlock" xmlns:w16du="http://schemas.microsoft.com/office/word/2023/wordml/word16du" xmlns:oel="http://schemas.microsoft.com/office/2019/extlst">
             <w:pict>
               <v:rect w14:anchorId="59A26FDA" id="Rectangle 19" o:spid="_x0000_s1026" style="position:absolute;margin-left:64.1pt;margin-top:24.6pt;width:10pt;height:9.95pt;z-index:-15897088;visibility:visible;mso-wrap-style:square;mso-width-percent:0;mso-height-percent:0;mso-wrap-distance-left:9pt;mso-wrap-distance-top:0;mso-wrap-distance-right:9pt;mso-wrap-distance-bottom:0;mso-position-horizontal:absolute;mso-position-horizontal-relative:page;mso-position-vertical:absolute;mso-position-vertical-relative:text;mso-width-percent:0;mso-height-percent:0;mso-width-relative:page;mso-height-relative:page;v-text-anchor:top" o:gfxdata="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" filled="f" strokeweight=".72pt">
                 <w10:wrap anchorx="page"/>
@@ -1996,7 +2038,7 @@
               </wp:anchor>
             </w:drawing>
           </mc:Choice>
-          <mc:Fallback>
+          <mc:Fallback xmlns:w16sdtfl="http://schemas.microsoft.com/office/word/2024/wordml/sdtformatlock" xmlns:w16du="http://schemas.microsoft.com/office/word/2023/wordml/word16du" xmlns:oel="http://schemas.microsoft.com/office/2019/extlst">
             <w:pict>
               <v:rect w14:anchorId="48983FC2" id="Rectangle 18" o:spid="_x0000_s1026" style="position:absolute;margin-left:220.15pt;margin-top:24.6pt;width:9.95pt;height:9.95pt;z-index:-15896576;visibility:visible;mso-wrap-style:square;mso-width-percent:0;mso-height-percent:0;mso-wrap-distance-left:9pt;mso-wrap-distance-top:0;mso-wrap-distance-right:9pt;mso-wrap-distance-bottom:0;mso-position-horizontal:absolute;mso-position-horizontal-relative:page;mso-position-vertical:absolute;mso-position-vertical-relative:text;mso-width-percent:0;mso-height-percent:0;mso-width-relative:page;mso-height-relative:page;v-text-anchor:top" o:gfxdata="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" filled="f" strokeweight=".72pt">
                 <w10:wrap anchorx="page"/>
@@ -2075,7 +2117,7 @@
               </wp:anchor>
             </w:drawing>
           </mc:Choice>
-          <mc:Fallback>
+          <mc:Fallback xmlns:w16sdtfl="http://schemas.microsoft.com/office/word/2024/wordml/sdtformatlock" xmlns:w16du="http://schemas.microsoft.com/office/word/2023/wordml/word16du" xmlns:oel="http://schemas.microsoft.com/office/2019/extlst">
             <w:pict>
               <v:rect w14:anchorId="7E807DC7" id="Rectangle 17" o:spid="_x0000_s1026" style="position:absolute;margin-left:375.9pt;margin-top:24.6pt;width:9.95pt;height:9.95pt;z-index:-15896064;visibility:visible;mso-wrap-style:square;mso-width-percent:0;mso-height-percent:0;mso-wrap-distance-left:9pt;mso-wrap-distance-top:0;mso-wrap-distance-right:9pt;mso-wrap-distance-bottom:0;mso-position-horizontal:absolute;mso-position-horizontal-relative:page;mso-position-vertical:absolute;mso-position-vertical-relative:text;mso-width-percent:0;mso-height-percent:0;mso-width-relative:page;mso-height-relative:page;v-text-anchor:top" o:gfxdata="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" filled="f" strokeweight=".72pt">
                 <w10:wrap anchorx="page"/>
@@ -2154,7 +2196,7 @@
               </wp:anchor>
             </w:drawing>
           </mc:Choice>
-          <mc:Fallback>
+          <mc:Fallback xmlns:w16sdtfl="http://schemas.microsoft.com/office/word/2024/wordml/sdtformatlock" xmlns:w16du="http://schemas.microsoft.com/office/word/2023/wordml/word16du" xmlns:oel="http://schemas.microsoft.com/office/2019/extlst">
             <w:pict>
               <v:rect w14:anchorId="32C10F53" id="Rectangle 16" o:spid="_x0000_s1026" style="position:absolute;margin-left:64.1pt;margin-top:39.5pt;width:10pt;height:9.95pt;z-index:-15895552;visibility:visible;mso-wrap-style:square;mso-width-percent:0;mso-height-percent:0;mso-wrap-distance-left:9pt;mso-wrap-distance-top:0;mso-wrap-distance-right:9pt;mso-wrap-distance-bottom:0;mso-position-horizontal:absolute;mso-position-horizontal-relative:page;mso-position-vertical:absolute;mso-position-vertical-relative:text;mso-width-percent:0;mso-height-percent:0;mso-width-relative:page;mso-height-relative:page;v-text-anchor:top" o:gfxdata="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" filled="f" strokeweight=".72pt">
                 <w10:wrap anchorx="page"/>
@@ -2607,7 +2649,7 @@
               </wp:anchor>
             </w:drawing>
           </mc:Choice>
-          <mc:Fallback>
+          <mc:Fallback xmlns:w16sdtfl="http://schemas.microsoft.com/office/word/2024/wordml/sdtformatlock" xmlns:w16du="http://schemas.microsoft.com/office/word/2023/wordml/word16du" xmlns:oel="http://schemas.microsoft.com/office/2019/extlst">
             <w:pict>
               <v:rect w14:anchorId="39EF93E4" id="Rectangle 15" o:spid="_x0000_s1026" style="position:absolute;margin-left:64.1pt;margin-top:23.4pt;width:10pt;height:9.95pt;z-index:-15895040;visibility:visible;mso-wrap-style:square;mso-width-percent:0;mso-height-percent:0;mso-wrap-distance-left:9pt;mso-wrap-distance-top:0;mso-wrap-distance-right:9pt;mso-wrap-distance-bottom:0;mso-position-horizontal:absolute;mso-position-horizontal-relative:page;mso-position-vertical:absolute;mso-position-vertical-relative:text;mso-width-percent:0;mso-height-percent:0;mso-width-relative:page;mso-height-relative:page;v-text-anchor:top" o:gfxdata="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" filled="f" strokeweight=".72pt">
                 <w10:wrap anchorx="page"/>
@@ -2686,7 +2728,7 @@
               </wp:anchor>
             </w:drawing>
           </mc:Choice>
-          <mc:Fallback>
+          <mc:Fallback xmlns:w16sdtfl="http://schemas.microsoft.com/office/word/2024/wordml/sdtformatlock" xmlns:w16du="http://schemas.microsoft.com/office/word/2023/wordml/word16du" xmlns:oel="http://schemas.microsoft.com/office/2019/extlst">
             <w:pict>
               <v:rect w14:anchorId="40D16AAE" id="Rectangle 14" o:spid="_x0000_s1026" style="position:absolute;margin-left:220.15pt;margin-top:23.4pt;width:9.95pt;height:9.95pt;z-index:-15894528;visibility:visible;mso-wrap-style:square;mso-width-percent:0;mso-height-percent:0;mso-wrap-distance-left:9pt;mso-wrap-distance-top:0;mso-wrap-distance-right:9pt;mso-wrap-distance-bottom:0;mso-position-horizontal:absolute;mso-position-horizontal-relative:page;mso-position-vertical:absolute;mso-position-vertical-relative:text;mso-width-percent:0;mso-height-percent:0;mso-width-relative:page;mso-height-relative:page;v-text-anchor:top" o:gfxdata="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" filled="f" strokeweight=".72pt">
                 <w10:wrap anchorx="page"/>
@@ -2765,7 +2807,7 @@
               </wp:anchor>
             </w:drawing>
           </mc:Choice>
-          <mc:Fallback>
+          <mc:Fallback xmlns:w16sdtfl="http://schemas.microsoft.com/office/word/2024/wordml/sdtformatlock" xmlns:w16du="http://schemas.microsoft.com/office/word/2023/wordml/word16du" xmlns:oel="http://schemas.microsoft.com/office/2019/extlst">
             <w:pict>
               <v:rect w14:anchorId="3F9F31AD" id="Rectangle 13" o:spid="_x0000_s1026" style="position:absolute;margin-left:375.9pt;margin-top:23.4pt;width:9.95pt;height:9.95pt;z-index:-15894016;visibility:visible;mso-wrap-style:square;mso-width-percent:0;mso-height-percent:0;mso-wrap-distance-left:9pt;mso-wrap-distance-top:0;mso-wrap-distance-right:9pt;mso-wrap-distance-bottom:0;mso-position-horizontal:absolute;mso-position-horizontal-relative:page;mso-position-vertical:absolute;mso-position-vertical-relative:text;mso-width-percent:0;mso-height-percent:0;mso-width-relative:page;mso-height-relative:page;v-text-anchor:top" o:gfxdata="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" filled="f" strokeweight=".72pt">
                 <w10:wrap anchorx="page"/>
@@ -3422,7 +3464,7 @@
               </wp:anchor>
             </w:drawing>
           </mc:Choice>
-          <mc:Fallback>
+          <mc:Fallback xmlns:w16sdtfl="http://schemas.microsoft.com/office/word/2024/wordml/sdtformatlock" xmlns:w16du="http://schemas.microsoft.com/office/word/2023/wordml/word16du" xmlns:oel="http://schemas.microsoft.com/office/2019/extlst">
             <w:pict>
               <v:rect w14:anchorId="2204DEB4" id="Rectangle 11" o:spid="_x0000_s1026" style="position:absolute;margin-left:64.1pt;margin-top:17.35pt;width:10pt;height:9.95pt;z-index:-15892992;visibility:visible;mso-wrap-style:square;mso-width-percent:0;mso-height-percent:0;mso-wrap-distance-left:9pt;mso-wrap-distance-top:0;mso-wrap-distance-right:9pt;mso-wrap-distance-bottom:0;mso-position-horizontal:absolute;mso-position-horizontal-relative:page;mso-position-vertical:absolute;mso-position-vertical-relative:text;mso-width-percent:0;mso-height-percent:0;mso-width-relative:page;mso-height-relative:page;v-text-anchor:top" o:gfxdata="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" filled="f" strokeweight=".72pt">
                 <w10:wrap anchorx="page"/>
@@ -3501,7 +3543,7 @@
               </wp:anchor>
             </w:drawing>
           </mc:Choice>
-          <mc:Fallback>
+          <mc:Fallback xmlns:w16sdtfl="http://schemas.microsoft.com/office/word/2024/wordml/sdtformatlock" xmlns:w16du="http://schemas.microsoft.com/office/word/2023/wordml/word16du" xmlns:oel="http://schemas.microsoft.com/office/2019/extlst">
             <w:pict>
               <v:rect w14:anchorId="4291D4B0" id="Rectangle 10" o:spid="_x0000_s1026" style="position:absolute;margin-left:187.1pt;margin-top:17.35pt;width:9.95pt;height:9.95pt;z-index:-15892480;visibility:visible;mso-wrap-style:square;mso-width-percent:0;mso-height-percent:0;mso-wrap-distance-left:9pt;mso-wrap-distance-top:0;mso-wrap-distance-right:9pt;mso-wrap-distance-bottom:0;mso-position-horizontal:absolute;mso-position-horizontal-relative:page;mso-position-vertical:absolute;mso-position-vertical-relative:text;mso-width-percent:0;mso-height-percent:0;mso-width-relative:page;mso-height-relative:page;v-text-anchor:top" o:gfxdata="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" filled="f" strokeweight=".72pt">
                 <w10:wrap anchorx="page"/>
@@ -3580,7 +3622,7 @@
               </wp:anchor>
             </w:drawing>
           </mc:Choice>
-          <mc:Fallback>
+          <mc:Fallback xmlns:w16sdtfl="http://schemas.microsoft.com/office/word/2024/wordml/sdtformatlock" xmlns:w16du="http://schemas.microsoft.com/office/word/2023/wordml/word16du" xmlns:oel="http://schemas.microsoft.com/office/2019/extlst">
             <w:pict>
               <v:rect w14:anchorId="7C6F6108" id="Rectangle 9" o:spid="_x0000_s1026" style="position:absolute;margin-left:304.35pt;margin-top:17.35pt;width:9.95pt;height:9.95pt;z-index:-15891968;visibility:visible;mso-wrap-style:square;mso-width-percent:0;mso-height-percent:0;mso-wrap-distance-left:9pt;mso-wrap-distance-top:0;mso-wrap-distance-right:9pt;mso-wrap-distance-bottom:0;mso-position-horizontal:absolute;mso-position-horizontal-relative:page;mso-position-vertical:absolute;mso-position-vertical-relative:text;mso-width-percent:0;mso-height-percent:0;mso-width-relative:page;mso-height-relative:page;v-text-anchor:top" o:gfxdata="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" filled="f" strokeweight=".72pt">
                 <w10:wrap anchorx="page"/>
@@ -3659,7 +3701,7 @@
               </wp:anchor>
             </w:drawing>
           </mc:Choice>
-          <mc:Fallback>
+          <mc:Fallback xmlns:w16sdtfl="http://schemas.microsoft.com/office/word/2024/wordml/sdtformatlock" xmlns:w16du="http://schemas.microsoft.com/office/word/2023/wordml/word16du" xmlns:oel="http://schemas.microsoft.com/office/2019/extlst">
             <w:pict>
               <v:rect w14:anchorId="07A3481E" id="Rectangle 8" o:spid="_x0000_s1026" style="position:absolute;margin-left:422.7pt;margin-top:17.35pt;width:9.95pt;height:9.95pt;z-index:-15891456;visibility:visible;mso-wrap-style:square;mso-width-percent:0;mso-height-percent:0;mso-wrap-distance-left:9pt;mso-wrap-distance-top:0;mso-wrap-distance-right:9pt;mso-wrap-distance-bottom:0;mso-position-horizontal:absolute;mso-position-horizontal-relative:page;mso-position-vertical:absolute;mso-position-vertical-relative:text;mso-width-percent:0;mso-height-percent:0;mso-width-relative:page;mso-height-relative:page;v-text-anchor:top" o:gfxdata="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" filled="f" strokeweight=".72pt">
                 <w10:wrap anchorx="page"/>
@@ -4313,7 +4355,7 @@
                     </wp:anchor>
                   </w:drawing>
                 </mc:Choice>
-                <mc:Fallback>
+                <mc:Fallback xmlns:w16sdtfl="http://schemas.microsoft.com/office/word/2024/wordml/sdtformatlock" xmlns:w16du="http://schemas.microsoft.com/office/word/2023/wordml/word16du" xmlns:oel="http://schemas.microsoft.com/office/2019/extlst">
                   <w:pict>
                     <v:rect w14:anchorId="50976942" id="Rectangle 41" o:spid="_x0000_s1026" style="position:absolute;margin-left:2.2pt;margin-top:3.15pt;width:10pt;height:9.75pt;z-index:487592960;visibility:visible;mso-wrap-style:square;mso-width-percent:0;mso-height-percent:0;mso-wrap-distance-left:9pt;mso-wrap-distance-top:0;mso-wrap-distance-right:9pt;mso-wrap-distance-bottom:0;mso-position-horizontal:absolute;mso-position-horizontal-relative:text;mso-position-vertical:absolute;mso-position-vertical-relative:text;mso-width-percent:0;mso-height-percent:0;mso-width-relative:page;mso-height-relative:page;v-text-anchor:top" o:gfxdata="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"/>
                   </w:pict>
@@ -4393,7 +4435,7 @@
                     </wp:anchor>
                   </w:drawing>
                 </mc:Choice>
-                <mc:Fallback>
+                <mc:Fallback xmlns:w16sdtfl="http://schemas.microsoft.com/office/word/2024/wordml/sdtformatlock" xmlns:w16du="http://schemas.microsoft.com/office/word/2023/wordml/word16du" xmlns:oel="http://schemas.microsoft.com/office/2019/extlst">
                   <w:pict>
                     <v:rect w14:anchorId="418DE7DD" id="Rectangle 42" o:spid="_x0000_s1026" style="position:absolute;margin-left:5.2pt;margin-top:2.4pt;width:10pt;height:9.75pt;z-index:487593984;visibility:visible;mso-wrap-style:square;mso-width-percent:0;mso-height-percent:0;mso-wrap-distance-left:9pt;mso-wrap-distance-top:0;mso-wrap-distance-right:9pt;mso-wrap-distance-bottom:0;mso-position-horizontal:absolute;mso-position-horizontal-relative:text;mso-position-vertical:absolute;mso-position-vertical-relative:text;mso-width-percent:0;mso-height-percent:0;mso-width-relative:page;mso-height-relative:page;v-text-anchor:top" o:gfxdata="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"/>
                   </w:pict>
@@ -4474,7 +4516,7 @@
                     </wp:anchor>
                   </w:drawing>
                 </mc:Choice>
-                <mc:Fallback>
+                <mc:Fallback xmlns:w16sdtfl="http://schemas.microsoft.com/office/word/2024/wordml/sdtformatlock" xmlns:w16du="http://schemas.microsoft.com/office/word/2023/wordml/word16du" xmlns:oel="http://schemas.microsoft.com/office/2019/extlst">
                   <w:pict>
                     <v:rect w14:anchorId="66BE81C6" id="Rectangle 43" o:spid="_x0000_s1026" style="position:absolute;margin-left:1.45pt;margin-top:3.15pt;width:10pt;height:9.75pt;z-index:487595008;visibility:visible;mso-wrap-style:square;mso-width-percent:0;mso-height-percent:0;mso-wrap-distance-left:9pt;mso-wrap-distance-top:0;mso-wrap-distance-right:9pt;mso-wrap-distance-bottom:0;mso-position-horizontal:absolute;mso-position-horizontal-relative:text;mso-position-vertical:absolute;mso-position-vertical-relative:text;mso-width-percent:0;mso-height-percent:0;mso-width-relative:page;mso-height-relative:page;v-text-anchor:top" o:gfxdata="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"/>
                   </w:pict>
@@ -4597,7 +4639,7 @@
               </wp:anchor>
             </w:drawing>
           </mc:Choice>
-          <mc:Fallback>
+          <mc:Fallback xmlns:w16sdtfl="http://schemas.microsoft.com/office/word/2024/wordml/sdtformatlock" xmlns:w16du="http://schemas.microsoft.com/office/word/2023/wordml/word16du" xmlns:oel="http://schemas.microsoft.com/office/2019/extlst">
             <w:pict>
               <v:rect w14:anchorId="6FB6B34C" id="Rectangle 7" o:spid="_x0000_s1026" style="position:absolute;margin-left:64.1pt;margin-top:17.35pt;width:10pt;height:9.95pt;z-index:-15890944;visibility:visible;mso-wrap-style:square;mso-width-percent:0;mso-height-percent:0;mso-wrap-distance-left:9pt;mso-wrap-distance-top:0;mso-wrap-distance-right:9pt;mso-wrap-distance-bottom:0;mso-position-horizontal:absolute;mso-position-horizontal-relative:page;mso-position-vertical:absolute;mso-position-vertical-relative:text;mso-width-percent:0;mso-height-percent:0;mso-width-relative:page;mso-height-relative:page;v-text-anchor:top" o:gfxdata="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" filled="f" strokeweight=".72pt">
                 <w10:wrap anchorx="page"/>
@@ -4676,7 +4718,7 @@
               </wp:anchor>
             </w:drawing>
           </mc:Choice>
-          <mc:Fallback>
+          <mc:Fallback xmlns:w16sdtfl="http://schemas.microsoft.com/office/word/2024/wordml/sdtformatlock" xmlns:w16du="http://schemas.microsoft.com/office/word/2023/wordml/word16du" xmlns:oel="http://schemas.microsoft.com/office/2019/extlst">
             <w:pict>
               <v:rect w14:anchorId="1A7C02BF" id="Rectangle 6" o:spid="_x0000_s1026" style="position:absolute;margin-left:220.15pt;margin-top:17.35pt;width:9.95pt;height:9.95pt;z-index:-15890432;visibility:visible;mso-wrap-style:square;mso-width-percent:0;mso-height-percent:0;mso-wrap-distance-left:9pt;mso-wrap-distance-top:0;mso-wrap-distance-right:9pt;mso-wrap-distance-bottom:0;mso-position-horizontal:absolute;mso-position-horizontal-relative:page;mso-position-vertical:absolute;mso-position-vertical-relative:text;mso-width-percent:0;mso-height-percent:0;mso-width-relative:page;mso-height-relative:page;v-text-anchor:top" o:gfxdata="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" filled="f" strokeweight=".72pt">
                 <w10:wrap anchorx="page"/>
@@ -4755,7 +4797,7 @@
               </wp:anchor>
             </w:drawing>
           </mc:Choice>
-          <mc:Fallback>
+          <mc:Fallback xmlns:w16sdtfl="http://schemas.microsoft.com/office/word/2024/wordml/sdtformatlock" xmlns:w16du="http://schemas.microsoft.com/office/word/2023/wordml/word16du" xmlns:oel="http://schemas.microsoft.com/office/2019/extlst">
             <w:pict>
               <v:rect w14:anchorId="276B2AE9" id="Rectangle 5" o:spid="_x0000_s1026" style="position:absolute;margin-left:375.9pt;margin-top:17.35pt;width:9.95pt;height:9.95pt;z-index:-15889920;visibility:visible;mso-wrap-style:square;mso-width-percent:0;mso-height-percent:0;mso-wrap-distance-left:9pt;mso-wrap-distance-top:0;mso-wrap-distance-right:9pt;mso-wrap-distance-bottom:0;mso-position-horizontal:absolute;mso-position-horizontal-relative:page;mso-position-vertical:absolute;mso-position-vertical-relative:text;mso-width-percent:0;mso-height-percent:0;mso-width-relative:page;mso-height-relative:page;v-text-anchor:top" o:gfxdata="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" filled="f" strokeweight=".72pt">
                 <w10:wrap anchorx="page"/>
@@ -4834,7 +4876,7 @@
               </wp:anchor>
             </w:drawing>
           </mc:Choice>
-          <mc:Fallback>
+          <mc:Fallback xmlns:w16sdtfl="http://schemas.microsoft.com/office/word/2024/wordml/sdtformatlock" xmlns:w16du="http://schemas.microsoft.com/office/word/2023/wordml/word16du" xmlns:oel="http://schemas.microsoft.com/office/2019/extlst">
             <w:pict>
               <v:rect w14:anchorId="2DCFCC74" id="Rectangle 4" o:spid="_x0000_s1026" style="position:absolute;margin-left:64.1pt;margin-top:32.25pt;width:10pt;height:9.95pt;z-index:-15889408;visibility:visible;mso-wrap-style:square;mso-width-percent:0;mso-height-percent:0;mso-wrap-distance-left:9pt;mso-wrap-distance-top:0;mso-wrap-distance-right:9pt;mso-wrap-distance-bottom:0;mso-position-horizontal:absolute;mso-position-horizontal-relative:page;mso-position-vertical:absolute;mso-position-vertical-relative:text;mso-width-percent:0;mso-height-percent:0;mso-width-relative:page;mso-height-relative:page;v-text-anchor:top" o:gfxdata="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" filled="f" strokeweight=".72pt">
                 <w10:wrap anchorx="page"/>
@@ -4913,7 +4955,7 @@
               </wp:anchor>
             </w:drawing>
           </mc:Choice>
-          <mc:Fallback>
+          <mc:Fallback xmlns:w16sdtfl="http://schemas.microsoft.com/office/word/2024/wordml/sdtformatlock" xmlns:w16du="http://schemas.microsoft.com/office/word/2023/wordml/word16du" xmlns:oel="http://schemas.microsoft.com/office/2019/extlst">
             <w:pict>
               <v:rect w14:anchorId="1D8B7C74" id="Rectangle 3" o:spid="_x0000_s1026" style="position:absolute;margin-left:220.15pt;margin-top:32.25pt;width:9.95pt;height:9.95pt;z-index:-15888896;visibility:visible;mso-wrap-style:square;mso-width-percent:0;mso-height-percent:0;mso-wrap-distance-left:9pt;mso-wrap-distance-top:0;mso-wrap-distance-right:9pt;mso-wrap-distance-bottom:0;mso-position-horizontal:absolute;mso-position-horizontal-relative:page;mso-position-vertical:absolute;mso-position-vertical-relative:text;mso-width-percent:0;mso-height-percent:0;mso-width-relative:page;mso-height-relative:page;v-text-anchor:top" o:gfxdata="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" filled="f" strokeweight=".72pt">
                 <w10:wrap anchorx="page"/>
@@ -4992,7 +5034,7 @@
               </wp:anchor>
             </w:drawing>
           </mc:Choice>
-          <mc:Fallback>
+          <mc:Fallback xmlns:w16sdtfl="http://schemas.microsoft.com/office/word/2024/wordml/sdtformatlock" xmlns:w16du="http://schemas.microsoft.com/office/word/2023/wordml/word16du" xmlns:oel="http://schemas.microsoft.com/office/2019/extlst">
             <w:pict>
               <v:rect w14:anchorId="682C0A7B" id="Rectangle 2" o:spid="_x0000_s1026" style="position:absolute;margin-left:375.9pt;margin-top:32.25pt;width:9.95pt;height:9.95pt;z-index:-15888384;visibility:visible;mso-wrap-style:square;mso-width-percent:0;mso-height-percent:0;mso-wrap-distance-left:9pt;mso-wrap-distance-top:0;mso-wrap-distance-right:9pt;mso-wrap-distance-bottom:0;mso-position-horizontal:absolute;mso-position-horizontal-relative:page;mso-position-vertical:absolute;mso-position-vertical-relative:text;mso-width-percent:0;mso-height-percent:0;mso-width-relative:page;mso-height-relative:page;v-text-anchor:top" o:gfxdata="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" filled="f" strokeweight=".72pt">
                 <w10:wrap anchorx="page"/>
@@ -6209,7 +6251,7 @@
 </file>
 
 <file path=word/styles.xml><?xml version="1.0" encoding="utf-8"?>
-<w:styles xmlns:mc="http://schemas.openxmlformats.org/markup-compatibility/2006" xmlns:r="http://schemas.openxmlformats.org/officeDocument/2006/relationships" xmlns:w="http://schemas.openxmlformats.org/wordprocessingml/2006/main" xmlns:w14="http://schemas.microsoft.com/office/word/2010/wordml" xmlns:w15="http://schemas.microsoft.com/office/word/2012/wordml" xmlns:w16cex="http://schemas.microsoft.com/office/word/2018/wordml/cex" xmlns:w16cid="http://schemas.microsoft.com/office/word/2016/wordml/cid" xmlns:w16="http://schemas.microsoft.com/office/word/2018/wordml" xmlns:w16du="http://schemas.microsoft.com/office/word/2023/wordml/word16du" xmlns:w16sdtdh="http://schemas.microsoft.com/office/word/2020/wordml/sdtdatahash" xmlns:w16sdtfl="http://schemas.microsoft.com/office/word/2024/wordml/sdtformatlock" xmlns:w16se="http://schemas.microsoft.com/office/word/2015/wordml/symex" mc:Ignorable="w14 w15 w16se w16cid w16 w16cex w16sdtdh w16sdtfl w16du">
+<w:styles xmlns:mc="http://schemas.openxmlformats.org/markup-compatibility/2006" xmlns:r="http://schemas.openxmlformats.org/officeDocument/2006/relationships" xmlns:w="http://schemas.openxmlformats.org/wordprocessingml/2006/main" xmlns:w14="http://schemas.microsoft.com/office/word/2010/wordml" xmlns:w15="http://schemas.microsoft.com/office/word/2012/wordml" xmlns:w16cex="http://schemas.microsoft.com/office/word/2018/wordml/cex" xmlns:w16cid="http://schemas.microsoft.com/office/word/2016/wordml/cid" xmlns:w16="http://schemas.microsoft.com/office/word/2018/wordml" xmlns:w16sdtdh="http://schemas.microsoft.com/office/word/2020/wordml/sdtdatahash" xmlns:w16se="http://schemas.microsoft.com/office/word/2015/wordml/symex" mc:Ignorable="w14 w15 w16se w16cid w16 w16cex w16sdtdh">
   <w:docDefaults>
     <w:rPrDefault>
       <w:rPr>

--- a/BasicFormat/Clearance_form.docx
+++ b/BasicFormat/Clearance_form.docx
@@ -27,7 +27,7 @@
           <w:noProof/>
         </w:rPr>
         <w:drawing>
-          <wp:anchor distT="0" distB="0" distL="114300" distR="114300" simplePos="0" relativeHeight="487588864" behindDoc="0" locked="0" layoutInCell="1" allowOverlap="1" wp14:anchorId="04F514F1" wp14:editId="49311B65">
+          <wp:anchor distT="0" distB="0" distL="114300" distR="114300" simplePos="0" relativeHeight="251666432" behindDoc="0" locked="0" layoutInCell="1" allowOverlap="1" wp14:anchorId="64A125FA" wp14:editId="153AE398">
             <wp:simplePos x="0" y="0"/>
             <wp:positionH relativeFrom="column">
               <wp:posOffset>-3175</wp:posOffset>
@@ -47,10 +47,12 @@
                 <pic:pic xmlns:pic="http://schemas.openxmlformats.org/drawingml/2006/picture">
                   <pic:nvPicPr>
                     <pic:cNvPr id="2" name="Picture 2"/>
-                    <pic:cNvPicPr/>
+                    <pic:cNvPicPr>
+                      <a:picLocks noChangeAspect="1"/>
+                    </pic:cNvPicPr>
                   </pic:nvPicPr>
                   <pic:blipFill>
-                    <a:blip r:embed="rId4">
+                    <a:blip r:embed="rId5">
                       <a:extLst>
                         <a:ext uri="{28A0092B-C50C-407E-A947-70E740481C1C}">
                           <a14:useLocalDpi xmlns:a14="http://schemas.microsoft.com/office/drawing/2010/main" val="0"/>
@@ -73,12 +75,6 @@
                 </pic:pic>
               </a:graphicData>
             </a:graphic>
-            <wp14:sizeRelH relativeFrom="margin">
-              <wp14:pctWidth>0</wp14:pctWidth>
-            </wp14:sizeRelH>
-            <wp14:sizeRelV relativeFrom="margin">
-              <wp14:pctHeight>0</wp14:pctHeight>
-            </wp14:sizeRelV>
           </wp:anchor>
         </w:drawing>
       </w:r>
@@ -130,30 +126,26 @@
           <w:sz w:val="21"/>
         </w:rPr>
         <mc:AlternateContent>
-          <mc:Choice Requires="wpi">
+          <mc:Choice Requires="wps">
             <w:drawing>
-              <wp:anchor distT="0" distB="0" distL="114300" distR="114300" simplePos="0" relativeHeight="487596032" behindDoc="0" locked="0" layoutInCell="1" allowOverlap="1" wp14:anchorId="030BA035" wp14:editId="7D08F810">
+              <wp:anchor distT="0" distB="0" distL="114300" distR="114300" simplePos="0" relativeHeight="251670528" behindDoc="0" locked="0" layoutInCell="1" allowOverlap="1" wp14:anchorId="0F3A0B79" wp14:editId="40D6DED9">
                 <wp:simplePos x="0" y="0"/>
                 <wp:positionH relativeFrom="column">
-                  <wp:posOffset>2720930</wp:posOffset>
+                  <wp:posOffset>2720340</wp:posOffset>
                 </wp:positionH>
                 <wp:positionV relativeFrom="paragraph">
-                  <wp:posOffset>159855</wp:posOffset>
+                  <wp:posOffset>159385</wp:posOffset>
                 </wp:positionV>
-                <wp:extent cx="360" cy="360"/>
+                <wp:extent cx="635" cy="635"/>
                 <wp:effectExtent l="76200" t="95250" r="57150" b="76200"/>
                 <wp:wrapNone/>
                 <wp:docPr id="1076753793" name="Ink 1"/>
-                <wp:cNvGraphicFramePr>
-                  <a:graphicFrameLocks xmlns:a="http://schemas.openxmlformats.org/drawingml/2006/main"/>
-                </wp:cNvGraphicFramePr>
+                <wp:cNvGraphicFramePr/>
                 <a:graphic xmlns:a="http://schemas.openxmlformats.org/drawingml/2006/main">
                   <a:graphicData uri="http://schemas.microsoft.com/office/word/2010/wordprocessingInk">
-                    <w14:contentPart bwMode="auto" r:id="rId5">
+                    <w14:contentPart bwMode="auto" r:id="rId6">
                       <w14:nvContentPartPr>
-                        <w14:cNvContentPartPr>
-                          <a14:cpLocks xmlns:a14="http://schemas.microsoft.com/office/drawing/2010/main" noRot="1"/>
-                        </w14:cNvContentPartPr>
+                        <w14:cNvContentPartPr/>
                       </w14:nvContentPartPr>
                       <w14:xfrm>
                         <a:off x="0" y="0"/>
@@ -165,30 +157,11 @@
               </wp:anchor>
             </w:drawing>
           </mc:Choice>
-          <mc:Fallback xmlns:w16sdtfl="http://schemas.microsoft.com/office/word/2024/wordml/sdtformatlock" xmlns:w16du="http://schemas.microsoft.com/office/word/2023/wordml/word16du" xmlns:oel="http://schemas.microsoft.com/office/2019/extlst">
+          <mc:Fallback xmlns:wpsCustomData="http://www.wps.cn/officeDocument/2013/wpsCustomData">
             <w:pict>
-              <v:shapetype w14:anchorId="37A651B1" id="_x0000_t75" coordsize="21600,21600" o:spt="75" o:preferrelative="t" path="m@4@5l@4@11@9@11@9@5xe" filled="f" stroked="f">
-                <v:stroke joinstyle="miter"/>
-                <v:formulas>
-                  <v:f eqn="if lineDrawn pixelLineWidth 0"/>
-                  <v:f eqn="sum @0 1 0"/>
-                  <v:f eqn="sum 0 0 @1"/>
-                  <v:f eqn="prod @2 1 2"/>
-                  <v:f eqn="prod @3 21600 pixelWidth"/>
-                  <v:f eqn="prod @3 21600 pixelHeight"/>
-                  <v:f eqn="sum @0 0 1"/>
-                  <v:f eqn="prod @6 1 2"/>
-                  <v:f eqn="prod @7 21600 pixelWidth"/>
-                  <v:f eqn="sum @8 21600 0"/>
-                  <v:f eqn="prod @7 21600 pixelHeight"/>
-                  <v:f eqn="sum @10 21600 0"/>
-                </v:formulas>
-                <v:path o:extrusionok="f" gradientshapeok="t" o:connecttype="rect"/>
-                <o:lock v:ext="edit" aspectratio="t"/>
-              </v:shapetype>
-              <v:shape id="Ink 1" o:spid="_x0000_s1026" type="#_x0000_t75" style="position:absolute;margin-left:211.45pt;margin-top:9.8pt;width:5.7pt;height:5.7pt;z-index:487596032;visibility:visible;mso-wrap-style:square;mso-wrap-distance-left:9pt;mso-wrap-distance-top:0;mso-wrap-distance-right:9pt;mso-wrap-distance-bottom:0;mso-position-horizontal:absolute;mso-position-horizontal-relative:text;mso-position-vertical:absolute;mso-position-vertical-relative:text" o:gfxdata="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">
-                <v:imagedata r:id="rId6" o:title=""/>
-                <o:lock v:ext="edit" rotation="t" aspectratio="f"/>
+              <v:shape id="Ink 1" o:spid="_x0000_s1026" o:spt="75" style="position:absolute;left:0pt;margin-left:214.2pt;margin-top:12.55pt;height:0.05pt;width:0.05pt;z-index:251676672;mso-width-relative:page;mso-height-relative:page;" coordsize="21600,21600" o:gfxdata="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">
+                <v:imagedata r:id="rId7" o:title=""/>
+                <o:lock v:ext="edit"/>
               </v:shape>
             </w:pict>
           </mc:Fallback>
@@ -270,7 +243,7 @@
           <w:left w:w="0" w:type="dxa"/>
           <w:right w:w="0" w:type="dxa"/>
         </w:tblCellMar>
-        <w:tblLook w:val="01E0" w:firstRow="1" w:lastRow="1" w:firstColumn="1" w:lastColumn="1" w:noHBand="0" w:noVBand="0"/>
+        <w:tblLook w:val="04A0" w:firstRow="1" w:lastRow="0" w:firstColumn="1" w:lastColumn="0" w:noHBand="0" w:noVBand="1"/>
       </w:tblPr>
       <w:tblGrid>
         <w:gridCol w:w="1553"/>
@@ -316,7 +289,23 @@
               <w:ind w:left="0"/>
             </w:pPr>
             <w:r>
-              <w:t>SUBHASH NAND RAM HARIJAN</w:t>
+              <w:t xml:space="preserve"> </w:t>
+            </w:r>
+            <w:proofErr w:type="spellStart"/>
+            <w:r>
+              <w:t>Mhammad</w:t>
+            </w:r>
+            <w:proofErr w:type="spellEnd"/>
+            <w:r>
+              <w:t xml:space="preserve"> </w:t>
+            </w:r>
+            <w:proofErr w:type="spellStart"/>
+            <w:r>
+              <w:t>Dhaood</w:t>
+            </w:r>
+            <w:proofErr w:type="spellEnd"/>
+            <w:r>
+              <w:t xml:space="preserve"> </w:t>
             </w:r>
           </w:p>
         </w:tc>
@@ -360,7 +349,7 @@
               <w:rPr>
                 <w:rFonts w:ascii="Arial"/>
               </w:rPr>
-              <w:t xml:space="preserve"> 2993</w:t>
+              <w:t xml:space="preserve"> 3282</w:t>
             </w:r>
           </w:p>
         </w:tc>
@@ -409,7 +398,7 @@
               <w:rPr>
                 <w:rFonts w:ascii="Arial"/>
               </w:rPr>
-              <w:t xml:space="preserve"> Civil</w:t>
+              <w:t xml:space="preserve"> Construction</w:t>
             </w:r>
           </w:p>
         </w:tc>
@@ -445,8 +434,6 @@
               <w:pStyle w:val="muitypography-root"/>
               <w:rPr>
                 <w:rFonts w:ascii="Arial" w:hAnsi="Arial" w:cs="Arial"/>
-                <w:sz w:val="22"/>
-                <w:szCs w:val="22"/>
               </w:rPr>
             </w:pPr>
             <w:r>
@@ -461,7 +448,7 @@
                 <w:sz w:val="22"/>
                 <w:szCs w:val="22"/>
               </w:rPr>
-              <w:t>Team Leader</w:t>
+              <w:t xml:space="preserve">General Foreman </w:t>
             </w:r>
           </w:p>
         </w:tc>
@@ -509,12 +496,6 @@
                 <w:rFonts w:ascii="Arial"/>
               </w:rPr>
             </w:pPr>
-            <w:r>
-              <w:rPr>
-                <w:rFonts w:ascii="Arial"/>
-              </w:rPr>
-              <w:t>23/09/2023</w:t>
-            </w:r>
           </w:p>
         </w:tc>
         <w:tc>
@@ -557,7 +538,7 @@
               <w:rPr>
                 <w:rFonts w:ascii="Arial"/>
               </w:rPr>
-              <w:t>Red Sea HC-02</w:t>
+              <w:t xml:space="preserve">  AMALA</w:t>
             </w:r>
           </w:p>
         </w:tc>
@@ -577,7 +558,7 @@
         <mc:AlternateContent>
           <mc:Choice Requires="wps">
             <w:drawing>
-              <wp:anchor distT="0" distB="0" distL="0" distR="0" simplePos="0" relativeHeight="487587840" behindDoc="1" locked="0" layoutInCell="1" allowOverlap="1" wp14:anchorId="7BF4D438" wp14:editId="36E4ACEA">
+              <wp:anchor distT="0" distB="0" distL="0" distR="0" simplePos="0" relativeHeight="251665408" behindDoc="1" locked="0" layoutInCell="1" allowOverlap="1" wp14:anchorId="0E300606" wp14:editId="6363C9D4">
                 <wp:simplePos x="0" y="0"/>
                 <wp:positionH relativeFrom="page">
                   <wp:posOffset>731520</wp:posOffset>
@@ -614,8 +595,6 @@
                             <a:srgbClr val="000000"/>
                           </a:solidFill>
                           <a:miter lim="800000"/>
-                          <a:headEnd/>
-                          <a:tailEnd/>
                         </a:ln>
                       </wps:spPr>
                       <wps:txbx>
@@ -645,23 +624,17 @@
                     </wps:wsp>
                   </a:graphicData>
                 </a:graphic>
-                <wp14:sizeRelH relativeFrom="page">
-                  <wp14:pctWidth>0</wp14:pctWidth>
-                </wp14:sizeRelH>
-                <wp14:sizeRelV relativeFrom="page">
-                  <wp14:pctHeight>0</wp14:pctHeight>
-                </wp14:sizeRelV>
               </wp:anchor>
             </w:drawing>
           </mc:Choice>
-          <mc:Fallback xmlns:w16sdtfl="http://schemas.microsoft.com/office/word/2024/wordml/sdtformatlock" xmlns:w16du="http://schemas.microsoft.com/office/word/2023/wordml/word16du" xmlns:oel="http://schemas.microsoft.com/office/2019/extlst">
+          <mc:Fallback xmlns:wpsCustomData="http://www.wps.cn/officeDocument/2013/wpsCustomData">
             <w:pict>
-              <v:shapetype w14:anchorId="7BF4D438" id="_x0000_t202" coordsize="21600,21600" o:spt="202" path="m,l,21600r21600,l21600,xe">
-                <v:stroke joinstyle="miter"/>
-                <v:path gradientshapeok="t" o:connecttype="rect"/>
-              </v:shapetype>
-              <v:shape id="Text Box 37" o:spid="_x0000_s1026" type="#_x0000_t202" style="position:absolute;margin-left:57.6pt;margin-top:14.9pt;width:491.5pt;height:13.95pt;z-index:-15728640;visibility:visible;mso-wrap-style:square;mso-width-percent:0;mso-height-percent:0;mso-wrap-distance-left:0;mso-wrap-distance-top:0;mso-wrap-distance-right:0;mso-wrap-distance-bottom:0;mso-position-horizontal:absolute;mso-position-horizontal-relative:page;mso-position-vertical:absolute;mso-position-vertical-relative:text;mso-width-percent:0;mso-height-percent:0;mso-width-relative:page;mso-height-relative:page;v-text-anchor:top" o:gfxdata="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" fillcolor="#3a3838" strokeweight=".48pt">
-                <v:textbox inset="0,0,0,0">
+              <v:shape id="Text Box 37" o:spid="_x0000_s1026" o:spt="202" type="#_x0000_t202" style="position:absolute;left:0pt;margin-left:57.6pt;margin-top:14.9pt;height:13.95pt;width:491.5pt;mso-position-horizontal-relative:page;mso-wrap-distance-bottom:0pt;mso-wrap-distance-top:0pt;z-index:-251644928;mso-width-relative:page;mso-height-relative:page;" fillcolor="#3A3838" filled="t" stroked="t" coordsize="21600,21600" o:gfxdata="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">
+                <v:fill on="t" focussize="0,0"/>
+                <v:stroke weight="0.48pt" color="#000000" miterlimit="8" joinstyle="miter"/>
+                <v:imagedata o:title=""/>
+                <o:lock v:ext="edit" aspectratio="f"/>
+                <v:textbox inset="0mm,0mm,0mm,0mm">
                   <w:txbxContent>
                     <w:p>
                       <w:pPr>
@@ -682,7 +655,7 @@
                     </w:p>
                   </w:txbxContent>
                 </v:textbox>
-                <w10:wrap type="topAndBottom" anchorx="page"/>
+                <w10:wrap type="topAndBottom"/>
               </v:shape>
             </w:pict>
           </mc:Fallback>
@@ -776,7 +749,7 @@
           <w:left w:w="0" w:type="dxa"/>
           <w:right w:w="0" w:type="dxa"/>
         </w:tblCellMar>
-        <w:tblLook w:val="01E0" w:firstRow="1" w:lastRow="1" w:firstColumn="1" w:lastColumn="1" w:noHBand="0" w:noVBand="0"/>
+        <w:tblLook w:val="04A0" w:firstRow="1" w:lastRow="0" w:firstColumn="1" w:lastColumn="0" w:noHBand="0" w:noVBand="1"/>
       </w:tblPr>
       <w:tblGrid>
         <w:gridCol w:w="2064"/>
@@ -813,15 +786,7 @@
                 <w:iCs/>
                 <w:w w:val="70"/>
               </w:rPr>
-              <w:t>Resignation</w:t>
-            </w:r>
-            <w:r>
-              <w:rPr>
-                <w:rFonts w:asciiTheme="minorHAnsi" w:hAnsiTheme="minorHAnsi" w:cstheme="minorHAnsi"/>
-                <w:iCs/>
-                <w:w w:val="70"/>
-              </w:rPr>
-              <w:t xml:space="preserve"> </w:t>
+              <w:t xml:space="preserve">Resignation </w:t>
             </w:r>
           </w:p>
         </w:tc>
@@ -1051,14 +1016,14 @@
               <mc:AlternateContent>
                 <mc:Choice Requires="wpi">
                   <w:drawing>
-                    <wp:inline distT="0" distB="0" distL="0" distR="0" wp14:anchorId="06C20594" wp14:editId="0F148BF8">
-                      <wp:extent cx="38520" cy="41400"/>
-                      <wp:effectExtent l="38100" t="57150" r="57150" b="53975"/>
+                    <wp:inline distT="0" distB="0" distL="0" distR="0" wp14:anchorId="0642A5F5" wp14:editId="4B301692">
+                      <wp:extent cx="38735" cy="41275"/>
+                      <wp:effectExtent l="38100" t="57150" r="56515" b="53975"/>
                       <wp:docPr id="1647198055" name="Ink 27"/>
                       <wp:cNvGraphicFramePr/>
                       <a:graphic xmlns:a="http://schemas.openxmlformats.org/drawingml/2006/main">
                         <a:graphicData uri="http://schemas.microsoft.com/office/word/2010/wordprocessingInk">
-                          <w14:contentPart bwMode="auto" r:id="rId7">
+                          <w14:contentPart bwMode="auto" r:id="rId8">
                             <w14:nvContentPartPr>
                               <w14:cNvContentPartPr/>
                             </w14:nvContentPartPr>
@@ -1074,7 +1039,7 @@
                 </mc:Choice>
                 <mc:Fallback>
                   <w:pict>
-                    <v:shapetype w14:anchorId="1F71F55B" id="_x0000_t75" coordsize="21600,21600" o:spt="75" o:preferrelative="t" path="m@4@5l@4@11@9@11@9@5xe" filled="f" stroked="f">
+                    <v:shapetype w14:anchorId="7EE7177C" id="_x0000_t75" coordsize="21600,21600" o:spt="75" o:preferrelative="t" path="m@4@5l@4@11@9@11@9@5xe" filled="f" stroked="f">
                       <v:stroke joinstyle="miter"/>
                       <v:formulas>
                         <v:f eqn="if lineDrawn pixelLineWidth 0"/>
@@ -1093,8 +1058,8 @@
                       <v:path o:extrusionok="f" gradientshapeok="t" o:connecttype="rect"/>
                       <o:lock v:ext="edit" aspectratio="t"/>
                     </v:shapetype>
-                    <v:shape id="Ink 27" o:spid="_x0000_i1025" type="#_x0000_t75" style="width:4.2pt;height:4.8pt;visibility:visible;mso-wrap-style:square" o:gfxdata="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">
-                      <v:imagedata r:id="rId8" o:title=""/>
+                    <v:shape id="Ink 27" o:spid="_x0000_i1025" type="#_x0000_t75" style="width:4.3pt;height:4.7pt;visibility:visible;mso-wrap-style:square" o:gfxdata="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">
+                      <v:imagedata r:id="rId9" o:title=""/>
                     </v:shape>
                   </w:pict>
                 </mc:Fallback>
@@ -1213,7 +1178,7 @@
                 <w:rFonts w:ascii="Times New Roman"/>
                 <w:sz w:val="20"/>
               </w:rPr>
-              <w:t>14/08/2025</w:t>
+              <w:t>19/11/2025</w:t>
             </w:r>
           </w:p>
         </w:tc>
@@ -1234,7 +1199,7 @@
         <mc:AlternateContent>
           <mc:Choice Requires="wps">
             <w:drawing>
-              <wp:anchor distT="0" distB="0" distL="114300" distR="114300" simplePos="0" relativeHeight="487417344" behindDoc="1" locked="0" layoutInCell="1" allowOverlap="1" wp14:anchorId="7A7E6313" wp14:editId="06ACC0BB">
+              <wp:anchor distT="0" distB="0" distL="114300" distR="114300" simplePos="0" relativeHeight="251643904" behindDoc="1" locked="0" layoutInCell="1" allowOverlap="1" wp14:anchorId="0A3877C4" wp14:editId="33574C8E">
                 <wp:simplePos x="0" y="0"/>
                 <wp:positionH relativeFrom="page">
                   <wp:posOffset>814070</wp:posOffset>
@@ -1269,18 +1234,7 @@
                             <a:srgbClr val="000000"/>
                           </a:solidFill>
                           <a:miter lim="800000"/>
-                          <a:headEnd/>
-                          <a:tailEnd/>
                         </a:ln>
-                        <a:extLst>
-                          <a:ext uri="{909E8E84-426E-40DD-AFC4-6F175D3DCCD1}">
-                            <a14:hiddenFill xmlns:a14="http://schemas.microsoft.com/office/drawing/2010/main">
-                              <a:solidFill>
-                                <a:srgbClr val="FFFFFF"/>
-                              </a:solidFill>
-                            </a14:hiddenFill>
-                          </a:ext>
-                        </a:extLst>
                       </wps:spPr>
                       <wps:bodyPr rot="0" vert="horz" wrap="square" lIns="91440" tIns="45720" rIns="91440" bIns="45720" anchor="t" anchorCtr="0" upright="1">
                         <a:noAutofit/>
@@ -1288,19 +1242,16 @@
                     </wps:wsp>
                   </a:graphicData>
                 </a:graphic>
-                <wp14:sizeRelH relativeFrom="page">
-                  <wp14:pctWidth>0</wp14:pctWidth>
-                </wp14:sizeRelH>
-                <wp14:sizeRelV relativeFrom="page">
-                  <wp14:pctHeight>0</wp14:pctHeight>
-                </wp14:sizeRelV>
               </wp:anchor>
             </w:drawing>
           </mc:Choice>
-          <mc:Fallback xmlns:w16sdtfl="http://schemas.microsoft.com/office/word/2024/wordml/sdtformatlock" xmlns:w16du="http://schemas.microsoft.com/office/word/2023/wordml/word16du" xmlns:oel="http://schemas.microsoft.com/office/2019/extlst">
+          <mc:Fallback xmlns:wpsCustomData="http://www.wps.cn/officeDocument/2013/wpsCustomData">
             <w:pict>
-              <v:rect w14:anchorId="67A811E3" id="Rectangle 25" o:spid="_x0000_s1026" style="position:absolute;margin-left:64.1pt;margin-top:-27.7pt;width:10pt;height:9.95pt;z-index:-15899136;visibility:visible;mso-wrap-style:square;mso-width-percent:0;mso-height-percent:0;mso-wrap-distance-left:9pt;mso-wrap-distance-top:0;mso-wrap-distance-right:9pt;mso-wrap-distance-bottom:0;mso-position-horizontal:absolute;mso-position-horizontal-relative:page;mso-position-vertical:absolute;mso-position-vertical-relative:text;mso-width-percent:0;mso-height-percent:0;mso-width-relative:page;mso-height-relative:page;v-text-anchor:top" o:gfxdata="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" filled="f" strokeweight=".72pt">
-                <w10:wrap anchorx="page"/>
+              <v:rect id="Rectangle 25" o:spid="_x0000_s1026" o:spt="1" style="position:absolute;left:0pt;margin-left:64.1pt;margin-top:-27.7pt;height:9.95pt;width:10pt;mso-position-horizontal-relative:page;z-index:-251657216;mso-width-relative:page;mso-height-relative:page;" filled="f" stroked="t" coordsize="21600,21600" o:gfxdata="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">
+                <v:fill on="f" focussize="0,0"/>
+                <v:stroke weight="0.72pt" color="#000000" miterlimit="8" joinstyle="miter"/>
+                <v:imagedata o:title=""/>
+                <o:lock v:ext="edit" aspectratio="f"/>
               </v:rect>
             </w:pict>
           </mc:Fallback>
@@ -1313,7 +1264,7 @@
         <mc:AlternateContent>
           <mc:Choice Requires="wps">
             <w:drawing>
-              <wp:anchor distT="0" distB="0" distL="114300" distR="114300" simplePos="0" relativeHeight="487417856" behindDoc="1" locked="0" layoutInCell="1" allowOverlap="1" wp14:anchorId="5DABBE1F" wp14:editId="1EF88C8C">
+              <wp:anchor distT="0" distB="0" distL="114300" distR="114300" simplePos="0" relativeHeight="251644928" behindDoc="1" locked="0" layoutInCell="1" allowOverlap="1" wp14:anchorId="3720BFD3" wp14:editId="7E6BCC21">
                 <wp:simplePos x="0" y="0"/>
                 <wp:positionH relativeFrom="page">
                   <wp:posOffset>2441575</wp:posOffset>
@@ -1348,18 +1299,7 @@
                             <a:srgbClr val="000000"/>
                           </a:solidFill>
                           <a:miter lim="800000"/>
-                          <a:headEnd/>
-                          <a:tailEnd/>
                         </a:ln>
-                        <a:extLst>
-                          <a:ext uri="{909E8E84-426E-40DD-AFC4-6F175D3DCCD1}">
-                            <a14:hiddenFill xmlns:a14="http://schemas.microsoft.com/office/drawing/2010/main">
-                              <a:solidFill>
-                                <a:srgbClr val="FFFFFF"/>
-                              </a:solidFill>
-                            </a14:hiddenFill>
-                          </a:ext>
-                        </a:extLst>
                       </wps:spPr>
                       <wps:bodyPr rot="0" vert="horz" wrap="square" lIns="91440" tIns="45720" rIns="91440" bIns="45720" anchor="t" anchorCtr="0" upright="1">
                         <a:noAutofit/>
@@ -1367,19 +1307,16 @@
                     </wps:wsp>
                   </a:graphicData>
                 </a:graphic>
-                <wp14:sizeRelH relativeFrom="page">
-                  <wp14:pctWidth>0</wp14:pctWidth>
-                </wp14:sizeRelH>
-                <wp14:sizeRelV relativeFrom="page">
-                  <wp14:pctHeight>0</wp14:pctHeight>
-                </wp14:sizeRelV>
               </wp:anchor>
             </w:drawing>
           </mc:Choice>
-          <mc:Fallback xmlns:w16sdtfl="http://schemas.microsoft.com/office/word/2024/wordml/sdtformatlock" xmlns:w16du="http://schemas.microsoft.com/office/word/2023/wordml/word16du" xmlns:oel="http://schemas.microsoft.com/office/2019/extlst">
+          <mc:Fallback xmlns:wpsCustomData="http://www.wps.cn/officeDocument/2013/wpsCustomData">
             <w:pict>
-              <v:rect w14:anchorId="7E4F11D6" id="Rectangle 24" o:spid="_x0000_s1026" style="position:absolute;margin-left:192.25pt;margin-top:-27.7pt;width:9.95pt;height:9.95pt;z-index:-15898624;visibility:visible;mso-wrap-style:square;mso-width-percent:0;mso-height-percent:0;mso-wrap-distance-left:9pt;mso-wrap-distance-top:0;mso-wrap-distance-right:9pt;mso-wrap-distance-bottom:0;mso-position-horizontal:absolute;mso-position-horizontal-relative:page;mso-position-vertical:absolute;mso-position-vertical-relative:text;mso-width-percent:0;mso-height-percent:0;mso-width-relative:page;mso-height-relative:page;v-text-anchor:top" o:gfxdata="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" filled="f" strokeweight=".72pt">
-                <w10:wrap anchorx="page"/>
+              <v:rect id="Rectangle 24" o:spid="_x0000_s1026" o:spt="1" style="position:absolute;left:0pt;margin-left:192.25pt;margin-top:-27.7pt;height:9.95pt;width:9.95pt;mso-position-horizontal-relative:page;z-index:-251656192;mso-width-relative:page;mso-height-relative:page;" filled="f" stroked="t" coordsize="21600,21600" o:gfxdata="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">
+                <v:fill on="f" focussize="0,0"/>
+                <v:stroke weight="0.72pt" color="#000000" miterlimit="8" joinstyle="miter"/>
+                <v:imagedata o:title=""/>
+                <o:lock v:ext="edit" aspectratio="f"/>
               </v:rect>
             </w:pict>
           </mc:Fallback>
@@ -1392,7 +1329,7 @@
         <mc:AlternateContent>
           <mc:Choice Requires="wpg">
             <w:drawing>
-              <wp:anchor distT="0" distB="0" distL="114300" distR="114300" simplePos="0" relativeHeight="487418368" behindDoc="1" locked="0" layoutInCell="1" allowOverlap="1" wp14:anchorId="20A98C99" wp14:editId="2AB06ADF">
+              <wp:anchor distT="0" distB="0" distL="114300" distR="114300" simplePos="0" relativeHeight="251645952" behindDoc="1" locked="0" layoutInCell="1" allowOverlap="1" wp14:anchorId="0882FCF6" wp14:editId="242F1D4B">
                 <wp:simplePos x="0" y="0"/>
                 <wp:positionH relativeFrom="page">
                   <wp:posOffset>3984625</wp:posOffset>
@@ -1404,16 +1341,12 @@
                 <wp:effectExtent l="0" t="0" r="0" b="0"/>
                 <wp:wrapNone/>
                 <wp:docPr id="828752196" name="Group 21"/>
-                <wp:cNvGraphicFramePr>
-                  <a:graphicFrameLocks xmlns:a="http://schemas.openxmlformats.org/drawingml/2006/main"/>
-                </wp:cNvGraphicFramePr>
+                <wp:cNvGraphicFramePr/>
                 <a:graphic xmlns:a="http://schemas.openxmlformats.org/drawingml/2006/main">
                   <a:graphicData uri="http://schemas.microsoft.com/office/word/2010/wordprocessingGroup">
                     <wpg:wgp>
-                      <wpg:cNvGrpSpPr>
-                        <a:grpSpLocks/>
-                      </wpg:cNvGrpSpPr>
-                      <wpg:grpSpPr bwMode="auto">
+                      <wpg:cNvGrpSpPr/>
+                      <wpg:grpSpPr>
                         <a:xfrm>
                           <a:off x="0" y="0"/>
                           <a:ext cx="135890" cy="135890"/>
@@ -1440,18 +1373,7 @@
                               <a:srgbClr val="000000"/>
                             </a:solidFill>
                             <a:miter lim="800000"/>
-                            <a:headEnd/>
-                            <a:tailEnd/>
                           </a:ln>
-                          <a:extLst>
-                            <a:ext uri="{909E8E84-426E-40DD-AFC4-6F175D3DCCD1}">
-                              <a14:hiddenFill xmlns:a14="http://schemas.microsoft.com/office/drawing/2010/main">
-                                <a:solidFill>
-                                  <a:srgbClr val="FFFFFF"/>
-                                </a:solidFill>
-                              </a14:hiddenFill>
-                            </a:ext>
-                          </a:extLst>
                         </wps:spPr>
                         <wps:bodyPr rot="0" vert="horz" wrap="square" lIns="91440" tIns="45720" rIns="91440" bIns="45720" anchor="t" anchorCtr="0" upright="1">
                           <a:noAutofit/>
@@ -1459,9 +1381,7 @@
                       </wps:wsp>
                       <wps:wsp>
                         <wps:cNvPr id="1141415764" name="AutoShape 22"/>
-                        <wps:cNvSpPr>
-                          <a:spLocks/>
-                        </wps:cNvSpPr>
+                        <wps:cNvSpPr/>
                         <wps:spPr bwMode="auto">
                           <a:xfrm>
                             <a:off x="6341" y="-504"/>
@@ -1768,18 +1688,6 @@
                           <a:ln>
                             <a:noFill/>
                           </a:ln>
-                          <a:extLst>
-                            <a:ext uri="{91240B29-F687-4F45-9708-019B960494DF}">
-                              <a14:hiddenLine xmlns:a14="http://schemas.microsoft.com/office/drawing/2010/main" w="9525">
-                                <a:solidFill>
-                                  <a:srgbClr val="000000"/>
-                                </a:solidFill>
-                                <a:round/>
-                                <a:headEnd/>
-                                <a:tailEnd/>
-                              </a14:hiddenLine>
-                            </a:ext>
-                          </a:extLst>
                         </wps:spPr>
                         <wps:bodyPr rot="0" vert="horz" wrap="square" lIns="91440" tIns="45720" rIns="91440" bIns="45720" anchor="t" anchorCtr="0" upright="1">
                           <a:noAutofit/>
@@ -1788,23 +1696,26 @@
                     </wpg:wgp>
                   </a:graphicData>
                 </a:graphic>
-                <wp14:sizeRelH relativeFrom="page">
-                  <wp14:pctWidth>0</wp14:pctWidth>
-                </wp14:sizeRelH>
-                <wp14:sizeRelV relativeFrom="page">
-                  <wp14:pctHeight>0</wp14:pctHeight>
-                </wp14:sizeRelV>
               </wp:anchor>
             </w:drawing>
           </mc:Choice>
-          <mc:Fallback xmlns:w16sdtfl="http://schemas.microsoft.com/office/word/2024/wordml/sdtformatlock" xmlns:w16du="http://schemas.microsoft.com/office/word/2023/wordml/word16du" xmlns:oel="http://schemas.microsoft.com/office/2019/extlst">
+          <mc:Fallback xmlns:wpsCustomData="http://www.wps.cn/officeDocument/2013/wpsCustomData">
             <w:pict>
-              <v:group w14:anchorId="6BF256A5" id="Group 21" o:spid="_x0000_s1026" style="position:absolute;margin-left:313.75pt;margin-top:-28.05pt;width:10.7pt;height:10.7pt;z-index:-15898112;mso-position-horizontal-relative:page" coordorigin="6275,-561" coordsize="214,214" o:gfxdata="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">
-                <v:rect id="Rectangle 23" o:spid="_x0000_s1027" style="position:absolute;left:6281;top:-555;width:200;height:200;visibility:visible;mso-wrap-style:square;v-text-anchor:top" o:gfxdata="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" filled="f" strokeweight=".72pt"/>
-                <v:shape id="AutoShape 22" o:spid="_x0000_s1028" style="position:absolute;left:6341;top:-504;width:80;height:80;visibility:visible;mso-wrap-style:square;v-text-anchor:top" coordsize="80,80" o:gfxdata="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" path="m9,23l3,38,1,41,,45,3,66r1,6l5,75r6,5l18,80,31,70,50,49r-28,l21,30,20,29,9,23xm75,l65,5r,1l45,28,31,43r-6,6l50,49r2,-1l70,26,78,16r1,-1l78,5,75,xe" fillcolor="black" stroked="f">
-                  <v:path arrowok="t" o:connecttype="custom" o:connectlocs="9,-481;3,-466;1,-463;0,-459;3,-438;4,-432;5,-429;11,-424;18,-424;31,-434;50,-455;22,-455;21,-474;20,-475;9,-481;75,-504;65,-499;65,-498;45,-476;31,-461;25,-455;50,-455;52,-456;70,-478;78,-488;79,-489;78,-499;75,-504" o:connectangles="0,0,0,0,0,0,0,0,0,0,0,0,0,0,0,0,0,0,0,0,0,0,0,0,0,0,0,0"/>
+              <v:group id="Group 21" o:spid="_x0000_s1026" o:spt="203" style="position:absolute;left:0pt;margin-left:313.75pt;margin-top:-28.05pt;height:10.7pt;width:10.7pt;mso-position-horizontal-relative:page;z-index:-251656192;mso-width-relative:page;mso-height-relative:page;" coordorigin="6275,-561" coordsize="214,214" o:gfxdata="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">
+                <o:lock v:ext="edit" aspectratio="f"/>
+                <v:rect id="Rectangle 23" o:spid="_x0000_s1026" o:spt="1" style="position:absolute;left:6281;top:-555;height:200;width:200;" filled="f" stroked="t" coordsize="21600,21600" o:gfxdata="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">
+                  <v:fill on="f" focussize="0,0"/>
+                  <v:stroke weight="0.72pt" color="#000000" miterlimit="8" joinstyle="miter"/>
+                  <v:imagedata o:title=""/>
+                  <o:lock v:ext="edit" aspectratio="f"/>
+                </v:rect>
+                <v:shape id="AutoShape 22" o:spid="_x0000_s1026" o:spt="100" style="position:absolute;left:6341;top:-504;height:80;width:80;" fillcolor="#000000" filled="t" stroked="f" coordsize="80,80" o:gfxdata="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" path="m9,23l3,38,1,41,0,45,3,66,4,72,5,75,11,80,18,80,31,70,50,49,22,49,21,30,20,29,9,23xm75,0l65,5,65,6,45,28,31,43,25,49,50,49,52,48,70,26,78,16,79,15,78,5,75,0xe">
+                  <v:path o:connectlocs="9,-481;3,-466;1,-463;0,-459;3,-438;4,-432;5,-429;11,-424;18,-424;31,-434;50,-455;22,-455;21,-474;20,-475;9,-481;75,-504;65,-499;65,-498;45,-476;31,-461;25,-455;50,-455;52,-456;70,-478;78,-488;79,-489;78,-499;75,-504" o:connectangles="0,0,0,0,0,0,0,0,0,0,0,0,0,0,0,0,0,0,0,0,0,0,0,0,0,0,0,0"/>
+                  <v:fill on="t" focussize="0,0"/>
+                  <v:stroke on="f"/>
+                  <v:imagedata o:title=""/>
+                  <o:lock v:ext="edit" aspectratio="f"/>
                 </v:shape>
-                <w10:wrap anchorx="page"/>
               </v:group>
             </w:pict>
           </mc:Fallback>
@@ -1817,7 +1728,7 @@
         <mc:AlternateContent>
           <mc:Choice Requires="wps">
             <w:drawing>
-              <wp:anchor distT="0" distB="0" distL="114300" distR="114300" simplePos="0" relativeHeight="487418880" behindDoc="1" locked="0" layoutInCell="1" allowOverlap="1" wp14:anchorId="23837B30" wp14:editId="4979FA06">
+              <wp:anchor distT="0" distB="0" distL="114300" distR="114300" simplePos="0" relativeHeight="251646976" behindDoc="1" locked="0" layoutInCell="1" allowOverlap="1" wp14:anchorId="3E839B5D" wp14:editId="59EC25CF">
                 <wp:simplePos x="0" y="0"/>
                 <wp:positionH relativeFrom="page">
                   <wp:posOffset>5371465</wp:posOffset>
@@ -1852,18 +1763,7 @@
                             <a:srgbClr val="000000"/>
                           </a:solidFill>
                           <a:miter lim="800000"/>
-                          <a:headEnd/>
-                          <a:tailEnd/>
                         </a:ln>
-                        <a:extLst>
-                          <a:ext uri="{909E8E84-426E-40DD-AFC4-6F175D3DCCD1}">
-                            <a14:hiddenFill xmlns:a14="http://schemas.microsoft.com/office/drawing/2010/main">
-                              <a:solidFill>
-                                <a:srgbClr val="FFFFFF"/>
-                              </a:solidFill>
-                            </a14:hiddenFill>
-                          </a:ext>
-                        </a:extLst>
                       </wps:spPr>
                       <wps:bodyPr rot="0" vert="horz" wrap="square" lIns="91440" tIns="45720" rIns="91440" bIns="45720" anchor="t" anchorCtr="0" upright="1">
                         <a:noAutofit/>
@@ -1871,19 +1771,16 @@
                     </wps:wsp>
                   </a:graphicData>
                 </a:graphic>
-                <wp14:sizeRelH relativeFrom="page">
-                  <wp14:pctWidth>0</wp14:pctWidth>
-                </wp14:sizeRelH>
-                <wp14:sizeRelV relativeFrom="page">
-                  <wp14:pctHeight>0</wp14:pctHeight>
-                </wp14:sizeRelV>
               </wp:anchor>
             </w:drawing>
           </mc:Choice>
-          <mc:Fallback xmlns:w16sdtfl="http://schemas.microsoft.com/office/word/2024/wordml/sdtformatlock" xmlns:w16du="http://schemas.microsoft.com/office/word/2023/wordml/word16du" xmlns:oel="http://schemas.microsoft.com/office/2019/extlst">
+          <mc:Fallback xmlns:wpsCustomData="http://www.wps.cn/officeDocument/2013/wpsCustomData">
             <w:pict>
-              <v:rect w14:anchorId="648B315E" id="Rectangle 20" o:spid="_x0000_s1026" style="position:absolute;margin-left:422.95pt;margin-top:-27.7pt;width:9.95pt;height:9.95pt;z-index:-15897600;visibility:visible;mso-wrap-style:square;mso-width-percent:0;mso-height-percent:0;mso-wrap-distance-left:9pt;mso-wrap-distance-top:0;mso-wrap-distance-right:9pt;mso-wrap-distance-bottom:0;mso-position-horizontal:absolute;mso-position-horizontal-relative:page;mso-position-vertical:absolute;mso-position-vertical-relative:text;mso-width-percent:0;mso-height-percent:0;mso-width-relative:page;mso-height-relative:page;v-text-anchor:top" o:gfxdata="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" filled="f" strokeweight=".72pt">
-                <w10:wrap anchorx="page"/>
+              <v:rect id="Rectangle 20" o:spid="_x0000_s1026" o:spt="1" style="position:absolute;left:0pt;margin-left:422.95pt;margin-top:-27.7pt;height:9.95pt;width:9.95pt;mso-position-horizontal-relative:page;z-index:-251655168;mso-width-relative:page;mso-height-relative:page;" filled="f" stroked="t" coordsize="21600,21600" o:gfxdata="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">
+                <v:fill on="f" focussize="0,0"/>
+                <v:stroke weight="0.72pt" color="#000000" miterlimit="8" joinstyle="miter"/>
+                <v:imagedata o:title=""/>
+                <o:lock v:ext="edit" aspectratio="f"/>
               </v:rect>
             </w:pict>
           </mc:Fallback>
@@ -1896,7 +1793,7 @@
         <mc:AlternateContent>
           <mc:Choice Requires="wps">
             <w:drawing>
-              <wp:anchor distT="0" distB="0" distL="114300" distR="114300" simplePos="0" relativeHeight="487419392" behindDoc="1" locked="0" layoutInCell="1" allowOverlap="1" wp14:anchorId="06199D5C" wp14:editId="7BD6B144">
+              <wp:anchor distT="0" distB="0" distL="114300" distR="114300" simplePos="0" relativeHeight="251648000" behindDoc="1" locked="0" layoutInCell="1" allowOverlap="1" wp14:anchorId="53736D09" wp14:editId="0E2ACF42">
                 <wp:simplePos x="0" y="0"/>
                 <wp:positionH relativeFrom="page">
                   <wp:posOffset>814070</wp:posOffset>
@@ -1931,18 +1828,7 @@
                             <a:srgbClr val="000000"/>
                           </a:solidFill>
                           <a:miter lim="800000"/>
-                          <a:headEnd/>
-                          <a:tailEnd/>
                         </a:ln>
-                        <a:extLst>
-                          <a:ext uri="{909E8E84-426E-40DD-AFC4-6F175D3DCCD1}">
-                            <a14:hiddenFill xmlns:a14="http://schemas.microsoft.com/office/drawing/2010/main">
-                              <a:solidFill>
-                                <a:srgbClr val="FFFFFF"/>
-                              </a:solidFill>
-                            </a14:hiddenFill>
-                          </a:ext>
-                        </a:extLst>
                       </wps:spPr>
                       <wps:bodyPr rot="0" vert="horz" wrap="square" lIns="91440" tIns="45720" rIns="91440" bIns="45720" anchor="t" anchorCtr="0" upright="1">
                         <a:noAutofit/>
@@ -1950,19 +1836,16 @@
                     </wps:wsp>
                   </a:graphicData>
                 </a:graphic>
-                <wp14:sizeRelH relativeFrom="page">
-                  <wp14:pctWidth>0</wp14:pctWidth>
-                </wp14:sizeRelH>
-                <wp14:sizeRelV relativeFrom="page">
-                  <wp14:pctHeight>0</wp14:pctHeight>
-                </wp14:sizeRelV>
               </wp:anchor>
             </w:drawing>
           </mc:Choice>
-          <mc:Fallback xmlns:w16sdtfl="http://schemas.microsoft.com/office/word/2024/wordml/sdtformatlock" xmlns:w16du="http://schemas.microsoft.com/office/word/2023/wordml/word16du" xmlns:oel="http://schemas.microsoft.com/office/2019/extlst">
+          <mc:Fallback xmlns:wpsCustomData="http://www.wps.cn/officeDocument/2013/wpsCustomData">
             <w:pict>
-              <v:rect w14:anchorId="59A26FDA" id="Rectangle 19" o:spid="_x0000_s1026" style="position:absolute;margin-left:64.1pt;margin-top:24.6pt;width:10pt;height:9.95pt;z-index:-15897088;visibility:visible;mso-wrap-style:square;mso-width-percent:0;mso-height-percent:0;mso-wrap-distance-left:9pt;mso-wrap-distance-top:0;mso-wrap-distance-right:9pt;mso-wrap-distance-bottom:0;mso-position-horizontal:absolute;mso-position-horizontal-relative:page;mso-position-vertical:absolute;mso-position-vertical-relative:text;mso-width-percent:0;mso-height-percent:0;mso-width-relative:page;mso-height-relative:page;v-text-anchor:top" o:gfxdata="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" filled="f" strokeweight=".72pt">
-                <w10:wrap anchorx="page"/>
+              <v:rect id="Rectangle 19" o:spid="_x0000_s1026" o:spt="1" style="position:absolute;left:0pt;margin-left:64.1pt;margin-top:24.6pt;height:9.95pt;width:10pt;mso-position-horizontal-relative:page;z-index:-251655168;mso-width-relative:page;mso-height-relative:page;" filled="f" stroked="t" coordsize="21600,21600" o:gfxdata="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">
+                <v:fill on="f" focussize="0,0"/>
+                <v:stroke weight="0.72pt" color="#000000" miterlimit="8" joinstyle="miter"/>
+                <v:imagedata o:title=""/>
+                <o:lock v:ext="edit" aspectratio="f"/>
               </v:rect>
             </w:pict>
           </mc:Fallback>
@@ -1975,7 +1858,7 @@
         <mc:AlternateContent>
           <mc:Choice Requires="wps">
             <w:drawing>
-              <wp:anchor distT="0" distB="0" distL="114300" distR="114300" simplePos="0" relativeHeight="487419904" behindDoc="1" locked="0" layoutInCell="1" allowOverlap="1" wp14:anchorId="1FB67963" wp14:editId="15C48775">
+              <wp:anchor distT="0" distB="0" distL="114300" distR="114300" simplePos="0" relativeHeight="251649024" behindDoc="1" locked="0" layoutInCell="1" allowOverlap="1" wp14:anchorId="1B5DDA6A" wp14:editId="7A90DA43">
                 <wp:simplePos x="0" y="0"/>
                 <wp:positionH relativeFrom="page">
                   <wp:posOffset>2795905</wp:posOffset>
@@ -2010,18 +1893,7 @@
                             <a:srgbClr val="000000"/>
                           </a:solidFill>
                           <a:miter lim="800000"/>
-                          <a:headEnd/>
-                          <a:tailEnd/>
                         </a:ln>
-                        <a:extLst>
-                          <a:ext uri="{909E8E84-426E-40DD-AFC4-6F175D3DCCD1}">
-                            <a14:hiddenFill xmlns:a14="http://schemas.microsoft.com/office/drawing/2010/main">
-                              <a:solidFill>
-                                <a:srgbClr val="FFFFFF"/>
-                              </a:solidFill>
-                            </a14:hiddenFill>
-                          </a:ext>
-                        </a:extLst>
                       </wps:spPr>
                       <wps:bodyPr rot="0" vert="horz" wrap="square" lIns="91440" tIns="45720" rIns="91440" bIns="45720" anchor="t" anchorCtr="0" upright="1">
                         <a:noAutofit/>
@@ -2029,19 +1901,16 @@
                     </wps:wsp>
                   </a:graphicData>
                 </a:graphic>
-                <wp14:sizeRelH relativeFrom="page">
-                  <wp14:pctWidth>0</wp14:pctWidth>
-                </wp14:sizeRelH>
-                <wp14:sizeRelV relativeFrom="page">
-                  <wp14:pctHeight>0</wp14:pctHeight>
-                </wp14:sizeRelV>
               </wp:anchor>
             </w:drawing>
           </mc:Choice>
-          <mc:Fallback xmlns:w16sdtfl="http://schemas.microsoft.com/office/word/2024/wordml/sdtformatlock" xmlns:w16du="http://schemas.microsoft.com/office/word/2023/wordml/word16du" xmlns:oel="http://schemas.microsoft.com/office/2019/extlst">
+          <mc:Fallback xmlns:wpsCustomData="http://www.wps.cn/officeDocument/2013/wpsCustomData">
             <w:pict>
-              <v:rect w14:anchorId="48983FC2" id="Rectangle 18" o:spid="_x0000_s1026" style="position:absolute;margin-left:220.15pt;margin-top:24.6pt;width:9.95pt;height:9.95pt;z-index:-15896576;visibility:visible;mso-wrap-style:square;mso-width-percent:0;mso-height-percent:0;mso-wrap-distance-left:9pt;mso-wrap-distance-top:0;mso-wrap-distance-right:9pt;mso-wrap-distance-bottom:0;mso-position-horizontal:absolute;mso-position-horizontal-relative:page;mso-position-vertical:absolute;mso-position-vertical-relative:text;mso-width-percent:0;mso-height-percent:0;mso-width-relative:page;mso-height-relative:page;v-text-anchor:top" o:gfxdata="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" filled="f" strokeweight=".72pt">
-                <w10:wrap anchorx="page"/>
+              <v:rect id="Rectangle 18" o:spid="_x0000_s1026" o:spt="1" style="position:absolute;left:0pt;margin-left:220.15pt;margin-top:24.6pt;height:9.95pt;width:9.95pt;mso-position-horizontal-relative:page;z-index:-251654144;mso-width-relative:page;mso-height-relative:page;" filled="f" stroked="t" coordsize="21600,21600" o:gfxdata="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">
+                <v:fill on="f" focussize="0,0"/>
+                <v:stroke weight="0.72pt" color="#000000" miterlimit="8" joinstyle="miter"/>
+                <v:imagedata o:title=""/>
+                <o:lock v:ext="edit" aspectratio="f"/>
               </v:rect>
             </w:pict>
           </mc:Fallback>
@@ -2054,7 +1923,7 @@
         <mc:AlternateContent>
           <mc:Choice Requires="wps">
             <w:drawing>
-              <wp:anchor distT="0" distB="0" distL="114300" distR="114300" simplePos="0" relativeHeight="487420416" behindDoc="1" locked="0" layoutInCell="1" allowOverlap="1" wp14:anchorId="365B8FD3" wp14:editId="0008AF0A">
+              <wp:anchor distT="0" distB="0" distL="114300" distR="114300" simplePos="0" relativeHeight="251650048" behindDoc="1" locked="0" layoutInCell="1" allowOverlap="1" wp14:anchorId="221240AA" wp14:editId="31478B35">
                 <wp:simplePos x="0" y="0"/>
                 <wp:positionH relativeFrom="page">
                   <wp:posOffset>4773930</wp:posOffset>
@@ -2089,18 +1958,7 @@
                             <a:srgbClr val="000000"/>
                           </a:solidFill>
                           <a:miter lim="800000"/>
-                          <a:headEnd/>
-                          <a:tailEnd/>
                         </a:ln>
-                        <a:extLst>
-                          <a:ext uri="{909E8E84-426E-40DD-AFC4-6F175D3DCCD1}">
-                            <a14:hiddenFill xmlns:a14="http://schemas.microsoft.com/office/drawing/2010/main">
-                              <a:solidFill>
-                                <a:srgbClr val="FFFFFF"/>
-                              </a:solidFill>
-                            </a14:hiddenFill>
-                          </a:ext>
-                        </a:extLst>
                       </wps:spPr>
                       <wps:bodyPr rot="0" vert="horz" wrap="square" lIns="91440" tIns="45720" rIns="91440" bIns="45720" anchor="t" anchorCtr="0" upright="1">
                         <a:noAutofit/>
@@ -2108,19 +1966,16 @@
                     </wps:wsp>
                   </a:graphicData>
                 </a:graphic>
-                <wp14:sizeRelH relativeFrom="page">
-                  <wp14:pctWidth>0</wp14:pctWidth>
-                </wp14:sizeRelH>
-                <wp14:sizeRelV relativeFrom="page">
-                  <wp14:pctHeight>0</wp14:pctHeight>
-                </wp14:sizeRelV>
               </wp:anchor>
             </w:drawing>
           </mc:Choice>
-          <mc:Fallback xmlns:w16sdtfl="http://schemas.microsoft.com/office/word/2024/wordml/sdtformatlock" xmlns:w16du="http://schemas.microsoft.com/office/word/2023/wordml/word16du" xmlns:oel="http://schemas.microsoft.com/office/2019/extlst">
+          <mc:Fallback xmlns:wpsCustomData="http://www.wps.cn/officeDocument/2013/wpsCustomData">
             <w:pict>
-              <v:rect w14:anchorId="7E807DC7" id="Rectangle 17" o:spid="_x0000_s1026" style="position:absolute;margin-left:375.9pt;margin-top:24.6pt;width:9.95pt;height:9.95pt;z-index:-15896064;visibility:visible;mso-wrap-style:square;mso-width-percent:0;mso-height-percent:0;mso-wrap-distance-left:9pt;mso-wrap-distance-top:0;mso-wrap-distance-right:9pt;mso-wrap-distance-bottom:0;mso-position-horizontal:absolute;mso-position-horizontal-relative:page;mso-position-vertical:absolute;mso-position-vertical-relative:text;mso-width-percent:0;mso-height-percent:0;mso-width-relative:page;mso-height-relative:page;v-text-anchor:top" o:gfxdata="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" filled="f" strokeweight=".72pt">
-                <w10:wrap anchorx="page"/>
+              <v:rect id="Rectangle 17" o:spid="_x0000_s1026" o:spt="1" style="position:absolute;left:0pt;margin-left:375.9pt;margin-top:24.6pt;height:9.95pt;width:9.95pt;mso-position-horizontal-relative:page;z-index:-251654144;mso-width-relative:page;mso-height-relative:page;" filled="f" stroked="t" coordsize="21600,21600" o:gfxdata="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">
+                <v:fill on="f" focussize="0,0"/>
+                <v:stroke weight="0.72pt" color="#000000" miterlimit="8" joinstyle="miter"/>
+                <v:imagedata o:title=""/>
+                <o:lock v:ext="edit" aspectratio="f"/>
               </v:rect>
             </w:pict>
           </mc:Fallback>
@@ -2133,7 +1988,7 @@
         <mc:AlternateContent>
           <mc:Choice Requires="wps">
             <w:drawing>
-              <wp:anchor distT="0" distB="0" distL="114300" distR="114300" simplePos="0" relativeHeight="487420928" behindDoc="1" locked="0" layoutInCell="1" allowOverlap="1" wp14:anchorId="71A968B7" wp14:editId="2572F684">
+              <wp:anchor distT="0" distB="0" distL="114300" distR="114300" simplePos="0" relativeHeight="251651072" behindDoc="1" locked="0" layoutInCell="1" allowOverlap="1" wp14:anchorId="20B434BE" wp14:editId="3C581140">
                 <wp:simplePos x="0" y="0"/>
                 <wp:positionH relativeFrom="page">
                   <wp:posOffset>814070</wp:posOffset>
@@ -2168,18 +2023,7 @@
                             <a:srgbClr val="000000"/>
                           </a:solidFill>
                           <a:miter lim="800000"/>
-                          <a:headEnd/>
-                          <a:tailEnd/>
                         </a:ln>
-                        <a:extLst>
-                          <a:ext uri="{909E8E84-426E-40DD-AFC4-6F175D3DCCD1}">
-                            <a14:hiddenFill xmlns:a14="http://schemas.microsoft.com/office/drawing/2010/main">
-                              <a:solidFill>
-                                <a:srgbClr val="FFFFFF"/>
-                              </a:solidFill>
-                            </a14:hiddenFill>
-                          </a:ext>
-                        </a:extLst>
                       </wps:spPr>
                       <wps:bodyPr rot="0" vert="horz" wrap="square" lIns="91440" tIns="45720" rIns="91440" bIns="45720" anchor="t" anchorCtr="0" upright="1">
                         <a:noAutofit/>
@@ -2187,19 +2031,16 @@
                     </wps:wsp>
                   </a:graphicData>
                 </a:graphic>
-                <wp14:sizeRelH relativeFrom="page">
-                  <wp14:pctWidth>0</wp14:pctWidth>
-                </wp14:sizeRelH>
-                <wp14:sizeRelV relativeFrom="page">
-                  <wp14:pctHeight>0</wp14:pctHeight>
-                </wp14:sizeRelV>
               </wp:anchor>
             </w:drawing>
           </mc:Choice>
-          <mc:Fallback xmlns:w16sdtfl="http://schemas.microsoft.com/office/word/2024/wordml/sdtformatlock" xmlns:w16du="http://schemas.microsoft.com/office/word/2023/wordml/word16du" xmlns:oel="http://schemas.microsoft.com/office/2019/extlst">
+          <mc:Fallback xmlns:wpsCustomData="http://www.wps.cn/officeDocument/2013/wpsCustomData">
             <w:pict>
-              <v:rect w14:anchorId="32C10F53" id="Rectangle 16" o:spid="_x0000_s1026" style="position:absolute;margin-left:64.1pt;margin-top:39.5pt;width:10pt;height:9.95pt;z-index:-15895552;visibility:visible;mso-wrap-style:square;mso-width-percent:0;mso-height-percent:0;mso-wrap-distance-left:9pt;mso-wrap-distance-top:0;mso-wrap-distance-right:9pt;mso-wrap-distance-bottom:0;mso-position-horizontal:absolute;mso-position-horizontal-relative:page;mso-position-vertical:absolute;mso-position-vertical-relative:text;mso-width-percent:0;mso-height-percent:0;mso-width-relative:page;mso-height-relative:page;v-text-anchor:top" o:gfxdata="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" filled="f" strokeweight=".72pt">
-                <w10:wrap anchorx="page"/>
+              <v:rect id="Rectangle 16" o:spid="_x0000_s1026" o:spt="1" style="position:absolute;left:0pt;margin-left:64.1pt;margin-top:39.5pt;height:9.95pt;width:10pt;mso-position-horizontal-relative:page;z-index:-251653120;mso-width-relative:page;mso-height-relative:page;" filled="f" stroked="t" coordsize="21600,21600" o:gfxdata="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">
+                <v:fill on="f" focussize="0,0"/>
+                <v:stroke weight="0.72pt" color="#000000" miterlimit="8" joinstyle="miter"/>
+                <v:imagedata o:title=""/>
+                <o:lock v:ext="edit" aspectratio="f"/>
               </v:rect>
             </w:pict>
           </mc:Fallback>
@@ -2316,7 +2157,7 @@
           <w:left w:w="0" w:type="dxa"/>
           <w:right w:w="0" w:type="dxa"/>
         </w:tblCellMar>
-        <w:tblLook w:val="01E0" w:firstRow="1" w:lastRow="1" w:firstColumn="1" w:lastColumn="1" w:noHBand="0" w:noVBand="0"/>
+        <w:tblLook w:val="04A0" w:firstRow="1" w:lastRow="0" w:firstColumn="1" w:lastColumn="0" w:noHBand="0" w:noVBand="1"/>
       </w:tblPr>
       <w:tblGrid>
         <w:gridCol w:w="1083"/>
@@ -2586,7 +2427,7 @@
         <mc:AlternateContent>
           <mc:Choice Requires="wps">
             <w:drawing>
-              <wp:anchor distT="0" distB="0" distL="114300" distR="114300" simplePos="0" relativeHeight="487421440" behindDoc="1" locked="0" layoutInCell="1" allowOverlap="1" wp14:anchorId="0B23373C" wp14:editId="131768F5">
+              <wp:anchor distT="0" distB="0" distL="114300" distR="114300" simplePos="0" relativeHeight="251652096" behindDoc="1" locked="0" layoutInCell="1" allowOverlap="1" wp14:anchorId="199A8EE2" wp14:editId="59682447">
                 <wp:simplePos x="0" y="0"/>
                 <wp:positionH relativeFrom="page">
                   <wp:posOffset>814070</wp:posOffset>
@@ -2621,18 +2462,7 @@
                             <a:srgbClr val="000000"/>
                           </a:solidFill>
                           <a:miter lim="800000"/>
-                          <a:headEnd/>
-                          <a:tailEnd/>
                         </a:ln>
-                        <a:extLst>
-                          <a:ext uri="{909E8E84-426E-40DD-AFC4-6F175D3DCCD1}">
-                            <a14:hiddenFill xmlns:a14="http://schemas.microsoft.com/office/drawing/2010/main">
-                              <a:solidFill>
-                                <a:srgbClr val="FFFFFF"/>
-                              </a:solidFill>
-                            </a14:hiddenFill>
-                          </a:ext>
-                        </a:extLst>
                       </wps:spPr>
                       <wps:bodyPr rot="0" vert="horz" wrap="square" lIns="91440" tIns="45720" rIns="91440" bIns="45720" anchor="t" anchorCtr="0" upright="1">
                         <a:noAutofit/>
@@ -2640,19 +2470,16 @@
                     </wps:wsp>
                   </a:graphicData>
                 </a:graphic>
-                <wp14:sizeRelH relativeFrom="page">
-                  <wp14:pctWidth>0</wp14:pctWidth>
-                </wp14:sizeRelH>
-                <wp14:sizeRelV relativeFrom="page">
-                  <wp14:pctHeight>0</wp14:pctHeight>
-                </wp14:sizeRelV>
               </wp:anchor>
             </w:drawing>
           </mc:Choice>
-          <mc:Fallback xmlns:w16sdtfl="http://schemas.microsoft.com/office/word/2024/wordml/sdtformatlock" xmlns:w16du="http://schemas.microsoft.com/office/word/2023/wordml/word16du" xmlns:oel="http://schemas.microsoft.com/office/2019/extlst">
+          <mc:Fallback xmlns:wpsCustomData="http://www.wps.cn/officeDocument/2013/wpsCustomData">
             <w:pict>
-              <v:rect w14:anchorId="39EF93E4" id="Rectangle 15" o:spid="_x0000_s1026" style="position:absolute;margin-left:64.1pt;margin-top:23.4pt;width:10pt;height:9.95pt;z-index:-15895040;visibility:visible;mso-wrap-style:square;mso-width-percent:0;mso-height-percent:0;mso-wrap-distance-left:9pt;mso-wrap-distance-top:0;mso-wrap-distance-right:9pt;mso-wrap-distance-bottom:0;mso-position-horizontal:absolute;mso-position-horizontal-relative:page;mso-position-vertical:absolute;mso-position-vertical-relative:text;mso-width-percent:0;mso-height-percent:0;mso-width-relative:page;mso-height-relative:page;v-text-anchor:top" o:gfxdata="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" filled="f" strokeweight=".72pt">
-                <w10:wrap anchorx="page"/>
+              <v:rect id="Rectangle 15" o:spid="_x0000_s1026" o:spt="1" style="position:absolute;left:0pt;margin-left:64.1pt;margin-top:23.4pt;height:9.95pt;width:10pt;mso-position-horizontal-relative:page;z-index:-251653120;mso-width-relative:page;mso-height-relative:page;" filled="f" stroked="t" coordsize="21600,21600" o:gfxdata="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">
+                <v:fill on="f" focussize="0,0"/>
+                <v:stroke weight="0.72pt" color="#000000" miterlimit="8" joinstyle="miter"/>
+                <v:imagedata o:title=""/>
+                <o:lock v:ext="edit" aspectratio="f"/>
               </v:rect>
             </w:pict>
           </mc:Fallback>
@@ -2665,7 +2492,7 @@
         <mc:AlternateContent>
           <mc:Choice Requires="wps">
             <w:drawing>
-              <wp:anchor distT="0" distB="0" distL="114300" distR="114300" simplePos="0" relativeHeight="487421952" behindDoc="1" locked="0" layoutInCell="1" allowOverlap="1" wp14:anchorId="610AAAEC" wp14:editId="6A552837">
+              <wp:anchor distT="0" distB="0" distL="114300" distR="114300" simplePos="0" relativeHeight="251653120" behindDoc="1" locked="0" layoutInCell="1" allowOverlap="1" wp14:anchorId="0B44B022" wp14:editId="6525B0E3">
                 <wp:simplePos x="0" y="0"/>
                 <wp:positionH relativeFrom="page">
                   <wp:posOffset>2795905</wp:posOffset>
@@ -2700,18 +2527,7 @@
                             <a:srgbClr val="000000"/>
                           </a:solidFill>
                           <a:miter lim="800000"/>
-                          <a:headEnd/>
-                          <a:tailEnd/>
                         </a:ln>
-                        <a:extLst>
-                          <a:ext uri="{909E8E84-426E-40DD-AFC4-6F175D3DCCD1}">
-                            <a14:hiddenFill xmlns:a14="http://schemas.microsoft.com/office/drawing/2010/main">
-                              <a:solidFill>
-                                <a:srgbClr val="FFFFFF"/>
-                              </a:solidFill>
-                            </a14:hiddenFill>
-                          </a:ext>
-                        </a:extLst>
                       </wps:spPr>
                       <wps:bodyPr rot="0" vert="horz" wrap="square" lIns="91440" tIns="45720" rIns="91440" bIns="45720" anchor="t" anchorCtr="0" upright="1">
                         <a:noAutofit/>
@@ -2719,19 +2535,16 @@
                     </wps:wsp>
                   </a:graphicData>
                 </a:graphic>
-                <wp14:sizeRelH relativeFrom="page">
-                  <wp14:pctWidth>0</wp14:pctWidth>
-                </wp14:sizeRelH>
-                <wp14:sizeRelV relativeFrom="page">
-                  <wp14:pctHeight>0</wp14:pctHeight>
-                </wp14:sizeRelV>
               </wp:anchor>
             </w:drawing>
           </mc:Choice>
-          <mc:Fallback xmlns:w16sdtfl="http://schemas.microsoft.com/office/word/2024/wordml/sdtformatlock" xmlns:w16du="http://schemas.microsoft.com/office/word/2023/wordml/word16du" xmlns:oel="http://schemas.microsoft.com/office/2019/extlst">
+          <mc:Fallback xmlns:wpsCustomData="http://www.wps.cn/officeDocument/2013/wpsCustomData">
             <w:pict>
-              <v:rect w14:anchorId="40D16AAE" id="Rectangle 14" o:spid="_x0000_s1026" style="position:absolute;margin-left:220.15pt;margin-top:23.4pt;width:9.95pt;height:9.95pt;z-index:-15894528;visibility:visible;mso-wrap-style:square;mso-width-percent:0;mso-height-percent:0;mso-wrap-distance-left:9pt;mso-wrap-distance-top:0;mso-wrap-distance-right:9pt;mso-wrap-distance-bottom:0;mso-position-horizontal:absolute;mso-position-horizontal-relative:page;mso-position-vertical:absolute;mso-position-vertical-relative:text;mso-width-percent:0;mso-height-percent:0;mso-width-relative:page;mso-height-relative:page;v-text-anchor:top" o:gfxdata="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" filled="f" strokeweight=".72pt">
-                <w10:wrap anchorx="page"/>
+              <v:rect id="Rectangle 14" o:spid="_x0000_s1026" o:spt="1" style="position:absolute;left:0pt;margin-left:220.15pt;margin-top:23.4pt;height:9.95pt;width:9.95pt;mso-position-horizontal-relative:page;z-index:-251652096;mso-width-relative:page;mso-height-relative:page;" filled="f" stroked="t" coordsize="21600,21600" o:gfxdata="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">
+                <v:fill on="f" focussize="0,0"/>
+                <v:stroke weight="0.72pt" color="#000000" miterlimit="8" joinstyle="miter"/>
+                <v:imagedata o:title=""/>
+                <o:lock v:ext="edit" aspectratio="f"/>
               </v:rect>
             </w:pict>
           </mc:Fallback>
@@ -2744,7 +2557,7 @@
         <mc:AlternateContent>
           <mc:Choice Requires="wps">
             <w:drawing>
-              <wp:anchor distT="0" distB="0" distL="114300" distR="114300" simplePos="0" relativeHeight="487422464" behindDoc="1" locked="0" layoutInCell="1" allowOverlap="1" wp14:anchorId="714C0D6D" wp14:editId="54471523">
+              <wp:anchor distT="0" distB="0" distL="114300" distR="114300" simplePos="0" relativeHeight="251654144" behindDoc="1" locked="0" layoutInCell="1" allowOverlap="1" wp14:anchorId="71FFD891" wp14:editId="7F242649">
                 <wp:simplePos x="0" y="0"/>
                 <wp:positionH relativeFrom="page">
                   <wp:posOffset>4773930</wp:posOffset>
@@ -2779,18 +2592,7 @@
                             <a:srgbClr val="000000"/>
                           </a:solidFill>
                           <a:miter lim="800000"/>
-                          <a:headEnd/>
-                          <a:tailEnd/>
                         </a:ln>
-                        <a:extLst>
-                          <a:ext uri="{909E8E84-426E-40DD-AFC4-6F175D3DCCD1}">
-                            <a14:hiddenFill xmlns:a14="http://schemas.microsoft.com/office/drawing/2010/main">
-                              <a:solidFill>
-                                <a:srgbClr val="FFFFFF"/>
-                              </a:solidFill>
-                            </a14:hiddenFill>
-                          </a:ext>
-                        </a:extLst>
                       </wps:spPr>
                       <wps:bodyPr rot="0" vert="horz" wrap="square" lIns="91440" tIns="45720" rIns="91440" bIns="45720" anchor="t" anchorCtr="0" upright="1">
                         <a:noAutofit/>
@@ -2798,19 +2600,16 @@
                     </wps:wsp>
                   </a:graphicData>
                 </a:graphic>
-                <wp14:sizeRelH relativeFrom="page">
-                  <wp14:pctWidth>0</wp14:pctWidth>
-                </wp14:sizeRelH>
-                <wp14:sizeRelV relativeFrom="page">
-                  <wp14:pctHeight>0</wp14:pctHeight>
-                </wp14:sizeRelV>
               </wp:anchor>
             </w:drawing>
           </mc:Choice>
-          <mc:Fallback xmlns:w16sdtfl="http://schemas.microsoft.com/office/word/2024/wordml/sdtformatlock" xmlns:w16du="http://schemas.microsoft.com/office/word/2023/wordml/word16du" xmlns:oel="http://schemas.microsoft.com/office/2019/extlst">
+          <mc:Fallback xmlns:wpsCustomData="http://www.wps.cn/officeDocument/2013/wpsCustomData">
             <w:pict>
-              <v:rect w14:anchorId="3F9F31AD" id="Rectangle 13" o:spid="_x0000_s1026" style="position:absolute;margin-left:375.9pt;margin-top:23.4pt;width:9.95pt;height:9.95pt;z-index:-15894016;visibility:visible;mso-wrap-style:square;mso-width-percent:0;mso-height-percent:0;mso-wrap-distance-left:9pt;mso-wrap-distance-top:0;mso-wrap-distance-right:9pt;mso-wrap-distance-bottom:0;mso-position-horizontal:absolute;mso-position-horizontal-relative:page;mso-position-vertical:absolute;mso-position-vertical-relative:text;mso-width-percent:0;mso-height-percent:0;mso-width-relative:page;mso-height-relative:page;v-text-anchor:top" o:gfxdata="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" filled="f" strokeweight=".72pt">
-                <w10:wrap anchorx="page"/>
+              <v:rect id="Rectangle 13" o:spid="_x0000_s1026" o:spt="1" style="position:absolute;left:0pt;margin-left:375.9pt;margin-top:23.4pt;height:9.95pt;width:9.95pt;mso-position-horizontal-relative:page;z-index:-251652096;mso-width-relative:page;mso-height-relative:page;" filled="f" stroked="t" coordsize="21600,21600" o:gfxdata="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">
+                <v:fill on="f" focussize="0,0"/>
+                <v:stroke weight="0.72pt" color="#000000" miterlimit="8" joinstyle="miter"/>
+                <v:imagedata o:title=""/>
+                <o:lock v:ext="edit" aspectratio="f"/>
               </v:rect>
             </w:pict>
           </mc:Fallback>
@@ -2934,7 +2733,7 @@
           <w:left w:w="0" w:type="dxa"/>
           <w:right w:w="0" w:type="dxa"/>
         </w:tblCellMar>
-        <w:tblLook w:val="01E0" w:firstRow="1" w:lastRow="1" w:firstColumn="1" w:lastColumn="1" w:noHBand="0" w:noVBand="0"/>
+        <w:tblLook w:val="04A0" w:firstRow="1" w:lastRow="0" w:firstColumn="1" w:lastColumn="0" w:noHBand="0" w:noVBand="1"/>
       </w:tblPr>
       <w:tblGrid>
         <w:gridCol w:w="1083"/>
@@ -3401,7 +3200,7 @@
         <mc:AlternateContent>
           <mc:Choice Requires="wps">
             <w:drawing>
-              <wp:anchor distT="0" distB="0" distL="114300" distR="114300" simplePos="0" relativeHeight="487423488" behindDoc="1" locked="0" layoutInCell="1" allowOverlap="1" wp14:anchorId="0DAC0BCE" wp14:editId="74244FE7">
+              <wp:anchor distT="0" distB="0" distL="114300" distR="114300" simplePos="0" relativeHeight="251655168" behindDoc="1" locked="0" layoutInCell="1" allowOverlap="1" wp14:anchorId="28DDC937" wp14:editId="5F7CFED9">
                 <wp:simplePos x="0" y="0"/>
                 <wp:positionH relativeFrom="page">
                   <wp:posOffset>814070</wp:posOffset>
@@ -3436,18 +3235,7 @@
                             <a:srgbClr val="000000"/>
                           </a:solidFill>
                           <a:miter lim="800000"/>
-                          <a:headEnd/>
-                          <a:tailEnd/>
                         </a:ln>
-                        <a:extLst>
-                          <a:ext uri="{909E8E84-426E-40DD-AFC4-6F175D3DCCD1}">
-                            <a14:hiddenFill xmlns:a14="http://schemas.microsoft.com/office/drawing/2010/main">
-                              <a:solidFill>
-                                <a:srgbClr val="FFFFFF"/>
-                              </a:solidFill>
-                            </a14:hiddenFill>
-                          </a:ext>
-                        </a:extLst>
                       </wps:spPr>
                       <wps:bodyPr rot="0" vert="horz" wrap="square" lIns="91440" tIns="45720" rIns="91440" bIns="45720" anchor="t" anchorCtr="0" upright="1">
                         <a:noAutofit/>
@@ -3455,19 +3243,16 @@
                     </wps:wsp>
                   </a:graphicData>
                 </a:graphic>
-                <wp14:sizeRelH relativeFrom="page">
-                  <wp14:pctWidth>0</wp14:pctWidth>
-                </wp14:sizeRelH>
-                <wp14:sizeRelV relativeFrom="page">
-                  <wp14:pctHeight>0</wp14:pctHeight>
-                </wp14:sizeRelV>
               </wp:anchor>
             </w:drawing>
           </mc:Choice>
-          <mc:Fallback xmlns:w16sdtfl="http://schemas.microsoft.com/office/word/2024/wordml/sdtformatlock" xmlns:w16du="http://schemas.microsoft.com/office/word/2023/wordml/word16du" xmlns:oel="http://schemas.microsoft.com/office/2019/extlst">
+          <mc:Fallback xmlns:wpsCustomData="http://www.wps.cn/officeDocument/2013/wpsCustomData">
             <w:pict>
-              <v:rect w14:anchorId="2204DEB4" id="Rectangle 11" o:spid="_x0000_s1026" style="position:absolute;margin-left:64.1pt;margin-top:17.35pt;width:10pt;height:9.95pt;z-index:-15892992;visibility:visible;mso-wrap-style:square;mso-width-percent:0;mso-height-percent:0;mso-wrap-distance-left:9pt;mso-wrap-distance-top:0;mso-wrap-distance-right:9pt;mso-wrap-distance-bottom:0;mso-position-horizontal:absolute;mso-position-horizontal-relative:page;mso-position-vertical:absolute;mso-position-vertical-relative:text;mso-width-percent:0;mso-height-percent:0;mso-width-relative:page;mso-height-relative:page;v-text-anchor:top" o:gfxdata="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" filled="f" strokeweight=".72pt">
-                <w10:wrap anchorx="page"/>
+              <v:rect id="Rectangle 11" o:spid="_x0000_s1026" o:spt="1" style="position:absolute;left:0pt;margin-left:64.1pt;margin-top:17.35pt;height:9.95pt;width:10pt;mso-position-horizontal-relative:page;z-index:-251651072;mso-width-relative:page;mso-height-relative:page;" filled="f" stroked="t" coordsize="21600,21600" o:gfxdata="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">
+                <v:fill on="f" focussize="0,0"/>
+                <v:stroke weight="0.72pt" color="#000000" miterlimit="8" joinstyle="miter"/>
+                <v:imagedata o:title=""/>
+                <o:lock v:ext="edit" aspectratio="f"/>
               </v:rect>
             </w:pict>
           </mc:Fallback>
@@ -3480,7 +3265,7 @@
         <mc:AlternateContent>
           <mc:Choice Requires="wps">
             <w:drawing>
-              <wp:anchor distT="0" distB="0" distL="114300" distR="114300" simplePos="0" relativeHeight="487424000" behindDoc="1" locked="0" layoutInCell="1" allowOverlap="1" wp14:anchorId="1C4DA565" wp14:editId="515FDA15">
+              <wp:anchor distT="0" distB="0" distL="114300" distR="114300" simplePos="0" relativeHeight="251656192" behindDoc="1" locked="0" layoutInCell="1" allowOverlap="1" wp14:anchorId="5949A9B1" wp14:editId="79FFC37D">
                 <wp:simplePos x="0" y="0"/>
                 <wp:positionH relativeFrom="page">
                   <wp:posOffset>2376170</wp:posOffset>
@@ -3515,18 +3300,7 @@
                             <a:srgbClr val="000000"/>
                           </a:solidFill>
                           <a:miter lim="800000"/>
-                          <a:headEnd/>
-                          <a:tailEnd/>
                         </a:ln>
-                        <a:extLst>
-                          <a:ext uri="{909E8E84-426E-40DD-AFC4-6F175D3DCCD1}">
-                            <a14:hiddenFill xmlns:a14="http://schemas.microsoft.com/office/drawing/2010/main">
-                              <a:solidFill>
-                                <a:srgbClr val="FFFFFF"/>
-                              </a:solidFill>
-                            </a14:hiddenFill>
-                          </a:ext>
-                        </a:extLst>
                       </wps:spPr>
                       <wps:bodyPr rot="0" vert="horz" wrap="square" lIns="91440" tIns="45720" rIns="91440" bIns="45720" anchor="t" anchorCtr="0" upright="1">
                         <a:noAutofit/>
@@ -3534,19 +3308,16 @@
                     </wps:wsp>
                   </a:graphicData>
                 </a:graphic>
-                <wp14:sizeRelH relativeFrom="page">
-                  <wp14:pctWidth>0</wp14:pctWidth>
-                </wp14:sizeRelH>
-                <wp14:sizeRelV relativeFrom="page">
-                  <wp14:pctHeight>0</wp14:pctHeight>
-                </wp14:sizeRelV>
               </wp:anchor>
             </w:drawing>
           </mc:Choice>
-          <mc:Fallback xmlns:w16sdtfl="http://schemas.microsoft.com/office/word/2024/wordml/sdtformatlock" xmlns:w16du="http://schemas.microsoft.com/office/word/2023/wordml/word16du" xmlns:oel="http://schemas.microsoft.com/office/2019/extlst">
+          <mc:Fallback xmlns:wpsCustomData="http://www.wps.cn/officeDocument/2013/wpsCustomData">
             <w:pict>
-              <v:rect w14:anchorId="4291D4B0" id="Rectangle 10" o:spid="_x0000_s1026" style="position:absolute;margin-left:187.1pt;margin-top:17.35pt;width:9.95pt;height:9.95pt;z-index:-15892480;visibility:visible;mso-wrap-style:square;mso-width-percent:0;mso-height-percent:0;mso-wrap-distance-left:9pt;mso-wrap-distance-top:0;mso-wrap-distance-right:9pt;mso-wrap-distance-bottom:0;mso-position-horizontal:absolute;mso-position-horizontal-relative:page;mso-position-vertical:absolute;mso-position-vertical-relative:text;mso-width-percent:0;mso-height-percent:0;mso-width-relative:page;mso-height-relative:page;v-text-anchor:top" o:gfxdata="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" filled="f" strokeweight=".72pt">
-                <w10:wrap anchorx="page"/>
+              <v:rect id="Rectangle 10" o:spid="_x0000_s1026" o:spt="1" style="position:absolute;left:0pt;margin-left:187.1pt;margin-top:17.35pt;height:9.95pt;width:9.95pt;mso-position-horizontal-relative:page;z-index:-251650048;mso-width-relative:page;mso-height-relative:page;" filled="f" stroked="t" coordsize="21600,21600" o:gfxdata="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">
+                <v:fill on="f" focussize="0,0"/>
+                <v:stroke weight="0.72pt" color="#000000" miterlimit="8" joinstyle="miter"/>
+                <v:imagedata o:title=""/>
+                <o:lock v:ext="edit" aspectratio="f"/>
               </v:rect>
             </w:pict>
           </mc:Fallback>
@@ -3559,7 +3330,7 @@
         <mc:AlternateContent>
           <mc:Choice Requires="wps">
             <w:drawing>
-              <wp:anchor distT="0" distB="0" distL="114300" distR="114300" simplePos="0" relativeHeight="487424512" behindDoc="1" locked="0" layoutInCell="1" allowOverlap="1" wp14:anchorId="69CED913" wp14:editId="79663709">
+              <wp:anchor distT="0" distB="0" distL="114300" distR="114300" simplePos="0" relativeHeight="251657216" behindDoc="1" locked="0" layoutInCell="1" allowOverlap="1" wp14:anchorId="63FB8A98" wp14:editId="4400D08C">
                 <wp:simplePos x="0" y="0"/>
                 <wp:positionH relativeFrom="page">
                   <wp:posOffset>3865245</wp:posOffset>
@@ -3594,18 +3365,7 @@
                             <a:srgbClr val="000000"/>
                           </a:solidFill>
                           <a:miter lim="800000"/>
-                          <a:headEnd/>
-                          <a:tailEnd/>
                         </a:ln>
-                        <a:extLst>
-                          <a:ext uri="{909E8E84-426E-40DD-AFC4-6F175D3DCCD1}">
-                            <a14:hiddenFill xmlns:a14="http://schemas.microsoft.com/office/drawing/2010/main">
-                              <a:solidFill>
-                                <a:srgbClr val="FFFFFF"/>
-                              </a:solidFill>
-                            </a14:hiddenFill>
-                          </a:ext>
-                        </a:extLst>
                       </wps:spPr>
                       <wps:bodyPr rot="0" vert="horz" wrap="square" lIns="91440" tIns="45720" rIns="91440" bIns="45720" anchor="t" anchorCtr="0" upright="1">
                         <a:noAutofit/>
@@ -3613,19 +3373,16 @@
                     </wps:wsp>
                   </a:graphicData>
                 </a:graphic>
-                <wp14:sizeRelH relativeFrom="page">
-                  <wp14:pctWidth>0</wp14:pctWidth>
-                </wp14:sizeRelH>
-                <wp14:sizeRelV relativeFrom="page">
-                  <wp14:pctHeight>0</wp14:pctHeight>
-                </wp14:sizeRelV>
               </wp:anchor>
             </w:drawing>
           </mc:Choice>
-          <mc:Fallback xmlns:w16sdtfl="http://schemas.microsoft.com/office/word/2024/wordml/sdtformatlock" xmlns:w16du="http://schemas.microsoft.com/office/word/2023/wordml/word16du" xmlns:oel="http://schemas.microsoft.com/office/2019/extlst">
+          <mc:Fallback xmlns:wpsCustomData="http://www.wps.cn/officeDocument/2013/wpsCustomData">
             <w:pict>
-              <v:rect w14:anchorId="7C6F6108" id="Rectangle 9" o:spid="_x0000_s1026" style="position:absolute;margin-left:304.35pt;margin-top:17.35pt;width:9.95pt;height:9.95pt;z-index:-15891968;visibility:visible;mso-wrap-style:square;mso-width-percent:0;mso-height-percent:0;mso-wrap-distance-left:9pt;mso-wrap-distance-top:0;mso-wrap-distance-right:9pt;mso-wrap-distance-bottom:0;mso-position-horizontal:absolute;mso-position-horizontal-relative:page;mso-position-vertical:absolute;mso-position-vertical-relative:text;mso-width-percent:0;mso-height-percent:0;mso-width-relative:page;mso-height-relative:page;v-text-anchor:top" o:gfxdata="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" filled="f" strokeweight=".72pt">
-                <w10:wrap anchorx="page"/>
+              <v:rect id="Rectangle 9" o:spid="_x0000_s1026" o:spt="1" style="position:absolute;left:0pt;margin-left:304.35pt;margin-top:17.35pt;height:9.95pt;width:9.95pt;mso-position-horizontal-relative:page;z-index:-251650048;mso-width-relative:page;mso-height-relative:page;" filled="f" stroked="t" coordsize="21600,21600" o:gfxdata="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">
+                <v:fill on="f" focussize="0,0"/>
+                <v:stroke weight="0.72pt" color="#000000" miterlimit="8" joinstyle="miter"/>
+                <v:imagedata o:title=""/>
+                <o:lock v:ext="edit" aspectratio="f"/>
               </v:rect>
             </w:pict>
           </mc:Fallback>
@@ -3638,7 +3395,7 @@
         <mc:AlternateContent>
           <mc:Choice Requires="wps">
             <w:drawing>
-              <wp:anchor distT="0" distB="0" distL="114300" distR="114300" simplePos="0" relativeHeight="487425024" behindDoc="1" locked="0" layoutInCell="1" allowOverlap="1" wp14:anchorId="3F6A8F62" wp14:editId="72DD067E">
+              <wp:anchor distT="0" distB="0" distL="114300" distR="114300" simplePos="0" relativeHeight="251658240" behindDoc="1" locked="0" layoutInCell="1" allowOverlap="1" wp14:anchorId="6E4D50D7" wp14:editId="27233AF9">
                 <wp:simplePos x="0" y="0"/>
                 <wp:positionH relativeFrom="page">
                   <wp:posOffset>5368290</wp:posOffset>
@@ -3673,18 +3430,7 @@
                             <a:srgbClr val="000000"/>
                           </a:solidFill>
                           <a:miter lim="800000"/>
-                          <a:headEnd/>
-                          <a:tailEnd/>
                         </a:ln>
-                        <a:extLst>
-                          <a:ext uri="{909E8E84-426E-40DD-AFC4-6F175D3DCCD1}">
-                            <a14:hiddenFill xmlns:a14="http://schemas.microsoft.com/office/drawing/2010/main">
-                              <a:solidFill>
-                                <a:srgbClr val="FFFFFF"/>
-                              </a:solidFill>
-                            </a14:hiddenFill>
-                          </a:ext>
-                        </a:extLst>
                       </wps:spPr>
                       <wps:bodyPr rot="0" vert="horz" wrap="square" lIns="91440" tIns="45720" rIns="91440" bIns="45720" anchor="t" anchorCtr="0" upright="1">
                         <a:noAutofit/>
@@ -3692,19 +3438,16 @@
                     </wps:wsp>
                   </a:graphicData>
                 </a:graphic>
-                <wp14:sizeRelH relativeFrom="page">
-                  <wp14:pctWidth>0</wp14:pctWidth>
-                </wp14:sizeRelH>
-                <wp14:sizeRelV relativeFrom="page">
-                  <wp14:pctHeight>0</wp14:pctHeight>
-                </wp14:sizeRelV>
               </wp:anchor>
             </w:drawing>
           </mc:Choice>
-          <mc:Fallback xmlns:w16sdtfl="http://schemas.microsoft.com/office/word/2024/wordml/sdtformatlock" xmlns:w16du="http://schemas.microsoft.com/office/word/2023/wordml/word16du" xmlns:oel="http://schemas.microsoft.com/office/2019/extlst">
+          <mc:Fallback xmlns:wpsCustomData="http://www.wps.cn/officeDocument/2013/wpsCustomData">
             <w:pict>
-              <v:rect w14:anchorId="07A3481E" id="Rectangle 8" o:spid="_x0000_s1026" style="position:absolute;margin-left:422.7pt;margin-top:17.35pt;width:9.95pt;height:9.95pt;z-index:-15891456;visibility:visible;mso-wrap-style:square;mso-width-percent:0;mso-height-percent:0;mso-wrap-distance-left:9pt;mso-wrap-distance-top:0;mso-wrap-distance-right:9pt;mso-wrap-distance-bottom:0;mso-position-horizontal:absolute;mso-position-horizontal-relative:page;mso-position-vertical:absolute;mso-position-vertical-relative:text;mso-width-percent:0;mso-height-percent:0;mso-width-relative:page;mso-height-relative:page;v-text-anchor:top" o:gfxdata="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" filled="f" strokeweight=".72pt">
-                <w10:wrap anchorx="page"/>
+              <v:rect id="Rectangle 8" o:spid="_x0000_s1026" o:spt="1" style="position:absolute;left:0pt;margin-left:422.7pt;margin-top:17.35pt;height:9.95pt;width:9.95pt;mso-position-horizontal-relative:page;z-index:-251649024;mso-width-relative:page;mso-height-relative:page;" filled="f" stroked="t" coordsize="21600,21600" o:gfxdata="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">
+                <v:fill on="f" focussize="0,0"/>
+                <v:stroke weight="0.72pt" color="#000000" miterlimit="8" joinstyle="miter"/>
+                <v:imagedata o:title=""/>
+                <o:lock v:ext="edit" aspectratio="f"/>
               </v:rect>
             </w:pict>
           </mc:Fallback>
@@ -3839,7 +3582,7 @@
           <w:left w:w="0" w:type="dxa"/>
           <w:right w:w="0" w:type="dxa"/>
         </w:tblCellMar>
-        <w:tblLook w:val="01E0" w:firstRow="1" w:lastRow="1" w:firstColumn="1" w:lastColumn="1" w:noHBand="0" w:noVBand="0"/>
+        <w:tblLook w:val="04A0" w:firstRow="1" w:lastRow="0" w:firstColumn="1" w:lastColumn="0" w:noHBand="0" w:noVBand="1"/>
       </w:tblPr>
       <w:tblGrid>
         <w:gridCol w:w="1083"/>
@@ -4172,7 +3915,18 @@
                 <w:szCs w:val="20"/>
                 <w:rtl/>
               </w:rPr>
-              <w:t>ذمم أخرى</w:t>
+              <w:t xml:space="preserve">ذمم </w:t>
+            </w:r>
+            <w:r>
+              <w:rPr>
+                <w:rFonts w:ascii="Times New Roman" w:cs="Times New Roman"/>
+                <w:i/>
+                <w:w w:val="75"/>
+                <w:sz w:val="20"/>
+                <w:szCs w:val="20"/>
+                <w:rtl/>
+              </w:rPr>
+              <w:t>أخرى</w:t>
             </w:r>
             <w:r>
               <w:rPr>
@@ -4262,13 +4016,7 @@
         <w:rPr>
           <w:spacing w:val="-1"/>
         </w:rPr>
-        <w:t xml:space="preserve">   </w:t>
-      </w:r>
-      <w:r>
-        <w:rPr>
-          <w:spacing w:val="-1"/>
-        </w:rPr>
-        <w:t>Logistics Department Clearance:</w:t>
+        <w:t xml:space="preserve">   Logistics Department Clearance:</w:t>
       </w:r>
     </w:p>
     <w:tbl>
@@ -4299,7 +4047,7 @@
               <mc:AlternateContent>
                 <mc:Choice Requires="wps">
                   <w:drawing>
-                    <wp:anchor distT="0" distB="0" distL="114300" distR="114300" simplePos="0" relativeHeight="487592960" behindDoc="0" locked="0" layoutInCell="1" allowOverlap="1" wp14:anchorId="760B8880" wp14:editId="5D0F832C">
+                    <wp:anchor distT="0" distB="0" distL="114300" distR="114300" simplePos="0" relativeHeight="251667456" behindDoc="0" locked="0" layoutInCell="1" allowOverlap="1" wp14:anchorId="0D9A2778" wp14:editId="6DE8E53B">
                       <wp:simplePos x="0" y="0"/>
                       <wp:positionH relativeFrom="column">
                         <wp:posOffset>27940</wp:posOffset>
@@ -4336,8 +4084,6 @@
                                   <a:srgbClr val="000000"/>
                                 </a:solidFill>
                                 <a:miter lim="800000"/>
-                                <a:headEnd/>
-                                <a:tailEnd/>
                               </a:ln>
                             </wps:spPr>
                             <wps:bodyPr rot="0" vert="horz" wrap="square" lIns="91440" tIns="45720" rIns="91440" bIns="45720" anchor="t" anchorCtr="0" upright="1">
@@ -4346,18 +4092,17 @@
                           </wps:wsp>
                         </a:graphicData>
                       </a:graphic>
-                      <wp14:sizeRelH relativeFrom="page">
-                        <wp14:pctWidth>0</wp14:pctWidth>
-                      </wp14:sizeRelH>
-                      <wp14:sizeRelV relativeFrom="page">
-                        <wp14:pctHeight>0</wp14:pctHeight>
-                      </wp14:sizeRelV>
                     </wp:anchor>
                   </w:drawing>
                 </mc:Choice>
-                <mc:Fallback xmlns:w16sdtfl="http://schemas.microsoft.com/office/word/2024/wordml/sdtformatlock" xmlns:w16du="http://schemas.microsoft.com/office/word/2023/wordml/word16du" xmlns:oel="http://schemas.microsoft.com/office/2019/extlst">
+                <mc:Fallback xmlns:wpsCustomData="http://www.wps.cn/officeDocument/2013/wpsCustomData">
                   <w:pict>
-                    <v:rect w14:anchorId="50976942" id="Rectangle 41" o:spid="_x0000_s1026" style="position:absolute;margin-left:2.2pt;margin-top:3.15pt;width:10pt;height:9.75pt;z-index:487592960;visibility:visible;mso-wrap-style:square;mso-width-percent:0;mso-height-percent:0;mso-wrap-distance-left:9pt;mso-wrap-distance-top:0;mso-wrap-distance-right:9pt;mso-wrap-distance-bottom:0;mso-position-horizontal:absolute;mso-position-horizontal-relative:text;mso-position-vertical:absolute;mso-position-vertical-relative:text;mso-width-percent:0;mso-height-percent:0;mso-width-relative:page;mso-height-relative:page;v-text-anchor:top" o:gfxdata="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"/>
+                    <v:rect id="Rectangle 41" o:spid="_x0000_s1026" o:spt="1" style="position:absolute;left:0pt;margin-left:2.2pt;margin-top:3.15pt;height:9.75pt;width:10pt;z-index:251673600;mso-width-relative:page;mso-height-relative:page;" fillcolor="#FFFFFF" filled="t" stroked="t" coordsize="21600,21600" o:gfxdata="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">
+                      <v:fill on="t" focussize="0,0"/>
+                      <v:stroke color="#000000" miterlimit="8" joinstyle="miter"/>
+                      <v:imagedata o:title=""/>
+                      <o:lock v:ext="edit" aspectratio="f"/>
+                    </v:rect>
                   </w:pict>
                 </mc:Fallback>
               </mc:AlternateContent>
@@ -4379,7 +4124,7 @@
               <mc:AlternateContent>
                 <mc:Choice Requires="wps">
                   <w:drawing>
-                    <wp:anchor distT="0" distB="0" distL="114300" distR="114300" simplePos="0" relativeHeight="487593984" behindDoc="0" locked="0" layoutInCell="1" allowOverlap="1" wp14:anchorId="338097E7" wp14:editId="77FCA0B5">
+                    <wp:anchor distT="0" distB="0" distL="114300" distR="114300" simplePos="0" relativeHeight="251668480" behindDoc="0" locked="0" layoutInCell="1" allowOverlap="1" wp14:anchorId="1AAF02F2" wp14:editId="4710B0CA">
                       <wp:simplePos x="0" y="0"/>
                       <wp:positionH relativeFrom="column">
                         <wp:posOffset>66040</wp:posOffset>
@@ -4416,8 +4161,6 @@
                                   <a:srgbClr val="000000"/>
                                 </a:solidFill>
                                 <a:miter lim="800000"/>
-                                <a:headEnd/>
-                                <a:tailEnd/>
                               </a:ln>
                             </wps:spPr>
                             <wps:bodyPr rot="0" vert="horz" wrap="square" lIns="91440" tIns="45720" rIns="91440" bIns="45720" anchor="t" anchorCtr="0" upright="1">
@@ -4426,18 +4169,17 @@
                           </wps:wsp>
                         </a:graphicData>
                       </a:graphic>
-                      <wp14:sizeRelH relativeFrom="page">
-                        <wp14:pctWidth>0</wp14:pctWidth>
-                      </wp14:sizeRelH>
-                      <wp14:sizeRelV relativeFrom="page">
-                        <wp14:pctHeight>0</wp14:pctHeight>
-                      </wp14:sizeRelV>
                     </wp:anchor>
                   </w:drawing>
                 </mc:Choice>
-                <mc:Fallback xmlns:w16sdtfl="http://schemas.microsoft.com/office/word/2024/wordml/sdtformatlock" xmlns:w16du="http://schemas.microsoft.com/office/word/2023/wordml/word16du" xmlns:oel="http://schemas.microsoft.com/office/2019/extlst">
+                <mc:Fallback xmlns:wpsCustomData="http://www.wps.cn/officeDocument/2013/wpsCustomData">
                   <w:pict>
-                    <v:rect w14:anchorId="418DE7DD" id="Rectangle 42" o:spid="_x0000_s1026" style="position:absolute;margin-left:5.2pt;margin-top:2.4pt;width:10pt;height:9.75pt;z-index:487593984;visibility:visible;mso-wrap-style:square;mso-width-percent:0;mso-height-percent:0;mso-wrap-distance-left:9pt;mso-wrap-distance-top:0;mso-wrap-distance-right:9pt;mso-wrap-distance-bottom:0;mso-position-horizontal:absolute;mso-position-horizontal-relative:text;mso-position-vertical:absolute;mso-position-vertical-relative:text;mso-width-percent:0;mso-height-percent:0;mso-width-relative:page;mso-height-relative:page;v-text-anchor:top" o:gfxdata="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"/>
+                    <v:rect id="Rectangle 42" o:spid="_x0000_s1026" o:spt="1" style="position:absolute;left:0pt;margin-left:5.2pt;margin-top:2.4pt;height:9.75pt;width:10pt;z-index:251674624;mso-width-relative:page;mso-height-relative:page;" fillcolor="#FFFFFF" filled="t" stroked="t" coordsize="21600,21600" o:gfxdata="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">
+                      <v:fill on="t" focussize="0,0"/>
+                      <v:stroke color="#000000" miterlimit="8" joinstyle="miter"/>
+                      <v:imagedata o:title=""/>
+                      <o:lock v:ext="edit" aspectratio="f"/>
+                    </v:rect>
                   </w:pict>
                 </mc:Fallback>
               </mc:AlternateContent>
@@ -4460,7 +4202,7 @@
               <mc:AlternateContent>
                 <mc:Choice Requires="wps">
                   <w:drawing>
-                    <wp:anchor distT="0" distB="0" distL="114300" distR="114300" simplePos="0" relativeHeight="487595008" behindDoc="0" locked="0" layoutInCell="1" allowOverlap="1" wp14:anchorId="67504711" wp14:editId="36F1DD47">
+                    <wp:anchor distT="0" distB="0" distL="114300" distR="114300" simplePos="0" relativeHeight="251669504" behindDoc="0" locked="0" layoutInCell="1" allowOverlap="1" wp14:anchorId="665B1C08" wp14:editId="504F5943">
                       <wp:simplePos x="0" y="0"/>
                       <wp:positionH relativeFrom="column">
                         <wp:posOffset>18415</wp:posOffset>
@@ -4497,8 +4239,6 @@
                                   <a:srgbClr val="000000"/>
                                 </a:solidFill>
                                 <a:miter lim="800000"/>
-                                <a:headEnd/>
-                                <a:tailEnd/>
                               </a:ln>
                             </wps:spPr>
                             <wps:bodyPr rot="0" vert="horz" wrap="square" lIns="91440" tIns="45720" rIns="91440" bIns="45720" anchor="t" anchorCtr="0" upright="1">
@@ -4507,18 +4247,17 @@
                           </wps:wsp>
                         </a:graphicData>
                       </a:graphic>
-                      <wp14:sizeRelH relativeFrom="page">
-                        <wp14:pctWidth>0</wp14:pctWidth>
-                      </wp14:sizeRelH>
-                      <wp14:sizeRelV relativeFrom="page">
-                        <wp14:pctHeight>0</wp14:pctHeight>
-                      </wp14:sizeRelV>
                     </wp:anchor>
                   </w:drawing>
                 </mc:Choice>
-                <mc:Fallback xmlns:w16sdtfl="http://schemas.microsoft.com/office/word/2024/wordml/sdtformatlock" xmlns:w16du="http://schemas.microsoft.com/office/word/2023/wordml/word16du" xmlns:oel="http://schemas.microsoft.com/office/2019/extlst">
+                <mc:Fallback xmlns:wpsCustomData="http://www.wps.cn/officeDocument/2013/wpsCustomData">
                   <w:pict>
-                    <v:rect w14:anchorId="66BE81C6" id="Rectangle 43" o:spid="_x0000_s1026" style="position:absolute;margin-left:1.45pt;margin-top:3.15pt;width:10pt;height:9.75pt;z-index:487595008;visibility:visible;mso-wrap-style:square;mso-width-percent:0;mso-height-percent:0;mso-wrap-distance-left:9pt;mso-wrap-distance-top:0;mso-wrap-distance-right:9pt;mso-wrap-distance-bottom:0;mso-position-horizontal:absolute;mso-position-horizontal-relative:text;mso-position-vertical:absolute;mso-position-vertical-relative:text;mso-width-percent:0;mso-height-percent:0;mso-width-relative:page;mso-height-relative:page;v-text-anchor:top" o:gfxdata="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"/>
+                    <v:rect id="Rectangle 43" o:spid="_x0000_s1026" o:spt="1" style="position:absolute;left:0pt;margin-left:1.45pt;margin-top:3.15pt;height:9.75pt;width:10pt;z-index:251675648;mso-width-relative:page;mso-height-relative:page;" fillcolor="#FFFFFF" filled="t" stroked="t" coordsize="21600,21600" o:gfxdata="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">
+                      <v:fill on="t" focussize="0,0"/>
+                      <v:stroke color="#000000" miterlimit="8" joinstyle="miter"/>
+                      <v:imagedata o:title=""/>
+                      <o:lock v:ext="edit" aspectratio="f"/>
+                    </v:rect>
                   </w:pict>
                 </mc:Fallback>
               </mc:AlternateContent>
@@ -4576,7 +4315,7 @@
         <mc:AlternateContent>
           <mc:Choice Requires="wps">
             <w:drawing>
-              <wp:anchor distT="0" distB="0" distL="114300" distR="114300" simplePos="0" relativeHeight="487425536" behindDoc="1" locked="0" layoutInCell="1" allowOverlap="1" wp14:anchorId="0DC34254" wp14:editId="0377259D">
+              <wp:anchor distT="0" distB="0" distL="114300" distR="114300" simplePos="0" relativeHeight="251659264" behindDoc="1" locked="0" layoutInCell="1" allowOverlap="1" wp14:anchorId="0F2050EF" wp14:editId="65CDA262">
                 <wp:simplePos x="0" y="0"/>
                 <wp:positionH relativeFrom="page">
                   <wp:posOffset>814070</wp:posOffset>
@@ -4611,18 +4350,7 @@
                             <a:srgbClr val="000000"/>
                           </a:solidFill>
                           <a:miter lim="800000"/>
-                          <a:headEnd/>
-                          <a:tailEnd/>
                         </a:ln>
-                        <a:extLst>
-                          <a:ext uri="{909E8E84-426E-40DD-AFC4-6F175D3DCCD1}">
-                            <a14:hiddenFill xmlns:a14="http://schemas.microsoft.com/office/drawing/2010/main">
-                              <a:solidFill>
-                                <a:srgbClr val="FFFFFF"/>
-                              </a:solidFill>
-                            </a14:hiddenFill>
-                          </a:ext>
-                        </a:extLst>
                       </wps:spPr>
                       <wps:bodyPr rot="0" vert="horz" wrap="square" lIns="91440" tIns="45720" rIns="91440" bIns="45720" anchor="t" anchorCtr="0" upright="1">
                         <a:noAutofit/>
@@ -4630,19 +4358,16 @@
                     </wps:wsp>
                   </a:graphicData>
                 </a:graphic>
-                <wp14:sizeRelH relativeFrom="page">
-                  <wp14:pctWidth>0</wp14:pctWidth>
-                </wp14:sizeRelH>
-                <wp14:sizeRelV relativeFrom="page">
-                  <wp14:pctHeight>0</wp14:pctHeight>
-                </wp14:sizeRelV>
               </wp:anchor>
             </w:drawing>
           </mc:Choice>
-          <mc:Fallback xmlns:w16sdtfl="http://schemas.microsoft.com/office/word/2024/wordml/sdtformatlock" xmlns:w16du="http://schemas.microsoft.com/office/word/2023/wordml/word16du" xmlns:oel="http://schemas.microsoft.com/office/2019/extlst">
+          <mc:Fallback xmlns:wpsCustomData="http://www.wps.cn/officeDocument/2013/wpsCustomData">
             <w:pict>
-              <v:rect w14:anchorId="6FB6B34C" id="Rectangle 7" o:spid="_x0000_s1026" style="position:absolute;margin-left:64.1pt;margin-top:17.35pt;width:10pt;height:9.95pt;z-index:-15890944;visibility:visible;mso-wrap-style:square;mso-width-percent:0;mso-height-percent:0;mso-wrap-distance-left:9pt;mso-wrap-distance-top:0;mso-wrap-distance-right:9pt;mso-wrap-distance-bottom:0;mso-position-horizontal:absolute;mso-position-horizontal-relative:page;mso-position-vertical:absolute;mso-position-vertical-relative:text;mso-width-percent:0;mso-height-percent:0;mso-width-relative:page;mso-height-relative:page;v-text-anchor:top" o:gfxdata="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" filled="f" strokeweight=".72pt">
-                <w10:wrap anchorx="page"/>
+              <v:rect id="Rectangle 7" o:spid="_x0000_s1026" o:spt="1" style="position:absolute;left:0pt;margin-left:64.1pt;margin-top:17.35pt;height:9.95pt;width:10pt;mso-position-horizontal-relative:page;z-index:-251649024;mso-width-relative:page;mso-height-relative:page;" filled="f" stroked="t" coordsize="21600,21600" o:gfxdata="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">
+                <v:fill on="f" focussize="0,0"/>
+                <v:stroke weight="0.72pt" color="#000000" miterlimit="8" joinstyle="miter"/>
+                <v:imagedata o:title=""/>
+                <o:lock v:ext="edit" aspectratio="f"/>
               </v:rect>
             </w:pict>
           </mc:Fallback>
@@ -4655,7 +4380,7 @@
         <mc:AlternateContent>
           <mc:Choice Requires="wps">
             <w:drawing>
-              <wp:anchor distT="0" distB="0" distL="114300" distR="114300" simplePos="0" relativeHeight="487426048" behindDoc="1" locked="0" layoutInCell="1" allowOverlap="1" wp14:anchorId="16D43A41" wp14:editId="47D9A722">
+              <wp:anchor distT="0" distB="0" distL="114300" distR="114300" simplePos="0" relativeHeight="251660288" behindDoc="1" locked="0" layoutInCell="1" allowOverlap="1" wp14:anchorId="1CDB8755" wp14:editId="2CE399C7">
                 <wp:simplePos x="0" y="0"/>
                 <wp:positionH relativeFrom="page">
                   <wp:posOffset>2795905</wp:posOffset>
@@ -4690,18 +4415,7 @@
                             <a:srgbClr val="000000"/>
                           </a:solidFill>
                           <a:miter lim="800000"/>
-                          <a:headEnd/>
-                          <a:tailEnd/>
                         </a:ln>
-                        <a:extLst>
-                          <a:ext uri="{909E8E84-426E-40DD-AFC4-6F175D3DCCD1}">
-                            <a14:hiddenFill xmlns:a14="http://schemas.microsoft.com/office/drawing/2010/main">
-                              <a:solidFill>
-                                <a:srgbClr val="FFFFFF"/>
-                              </a:solidFill>
-                            </a14:hiddenFill>
-                          </a:ext>
-                        </a:extLst>
                       </wps:spPr>
                       <wps:bodyPr rot="0" vert="horz" wrap="square" lIns="91440" tIns="45720" rIns="91440" bIns="45720" anchor="t" anchorCtr="0" upright="1">
                         <a:noAutofit/>
@@ -4709,19 +4423,16 @@
                     </wps:wsp>
                   </a:graphicData>
                 </a:graphic>
-                <wp14:sizeRelH relativeFrom="page">
-                  <wp14:pctWidth>0</wp14:pctWidth>
-                </wp14:sizeRelH>
-                <wp14:sizeRelV relativeFrom="page">
-                  <wp14:pctHeight>0</wp14:pctHeight>
-                </wp14:sizeRelV>
               </wp:anchor>
             </w:drawing>
           </mc:Choice>
-          <mc:Fallback xmlns:w16sdtfl="http://schemas.microsoft.com/office/word/2024/wordml/sdtformatlock" xmlns:w16du="http://schemas.microsoft.com/office/word/2023/wordml/word16du" xmlns:oel="http://schemas.microsoft.com/office/2019/extlst">
+          <mc:Fallback xmlns:wpsCustomData="http://www.wps.cn/officeDocument/2013/wpsCustomData">
             <w:pict>
-              <v:rect w14:anchorId="1A7C02BF" id="Rectangle 6" o:spid="_x0000_s1026" style="position:absolute;margin-left:220.15pt;margin-top:17.35pt;width:9.95pt;height:9.95pt;z-index:-15890432;visibility:visible;mso-wrap-style:square;mso-width-percent:0;mso-height-percent:0;mso-wrap-distance-left:9pt;mso-wrap-distance-top:0;mso-wrap-distance-right:9pt;mso-wrap-distance-bottom:0;mso-position-horizontal:absolute;mso-position-horizontal-relative:page;mso-position-vertical:absolute;mso-position-vertical-relative:text;mso-width-percent:0;mso-height-percent:0;mso-width-relative:page;mso-height-relative:page;v-text-anchor:top" o:gfxdata="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" filled="f" strokeweight=".72pt">
-                <w10:wrap anchorx="page"/>
+              <v:rect id="Rectangle 6" o:spid="_x0000_s1026" o:spt="1" style="position:absolute;left:0pt;margin-left:220.15pt;margin-top:17.35pt;height:9.95pt;width:9.95pt;mso-position-horizontal-relative:page;z-index:-251648000;mso-width-relative:page;mso-height-relative:page;" filled="f" stroked="t" coordsize="21600,21600" o:gfxdata="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">
+                <v:fill on="f" focussize="0,0"/>
+                <v:stroke weight="0.72pt" color="#000000" miterlimit="8" joinstyle="miter"/>
+                <v:imagedata o:title=""/>
+                <o:lock v:ext="edit" aspectratio="f"/>
               </v:rect>
             </w:pict>
           </mc:Fallback>
@@ -4734,7 +4445,7 @@
         <mc:AlternateContent>
           <mc:Choice Requires="wps">
             <w:drawing>
-              <wp:anchor distT="0" distB="0" distL="114300" distR="114300" simplePos="0" relativeHeight="487426560" behindDoc="1" locked="0" layoutInCell="1" allowOverlap="1" wp14:anchorId="66CB89C1" wp14:editId="5B6C47BC">
+              <wp:anchor distT="0" distB="0" distL="114300" distR="114300" simplePos="0" relativeHeight="251661312" behindDoc="1" locked="0" layoutInCell="1" allowOverlap="1" wp14:anchorId="328F2F3A" wp14:editId="3A1385EF">
                 <wp:simplePos x="0" y="0"/>
                 <wp:positionH relativeFrom="page">
                   <wp:posOffset>4773930</wp:posOffset>
@@ -4769,18 +4480,7 @@
                             <a:srgbClr val="000000"/>
                           </a:solidFill>
                           <a:miter lim="800000"/>
-                          <a:headEnd/>
-                          <a:tailEnd/>
                         </a:ln>
-                        <a:extLst>
-                          <a:ext uri="{909E8E84-426E-40DD-AFC4-6F175D3DCCD1}">
-                            <a14:hiddenFill xmlns:a14="http://schemas.microsoft.com/office/drawing/2010/main">
-                              <a:solidFill>
-                                <a:srgbClr val="FFFFFF"/>
-                              </a:solidFill>
-                            </a14:hiddenFill>
-                          </a:ext>
-                        </a:extLst>
                       </wps:spPr>
                       <wps:bodyPr rot="0" vert="horz" wrap="square" lIns="91440" tIns="45720" rIns="91440" bIns="45720" anchor="t" anchorCtr="0" upright="1">
                         <a:noAutofit/>
@@ -4788,19 +4488,16 @@
                     </wps:wsp>
                   </a:graphicData>
                 </a:graphic>
-                <wp14:sizeRelH relativeFrom="page">
-                  <wp14:pctWidth>0</wp14:pctWidth>
-                </wp14:sizeRelH>
-                <wp14:sizeRelV relativeFrom="page">
-                  <wp14:pctHeight>0</wp14:pctHeight>
-                </wp14:sizeRelV>
               </wp:anchor>
             </w:drawing>
           </mc:Choice>
-          <mc:Fallback xmlns:w16sdtfl="http://schemas.microsoft.com/office/word/2024/wordml/sdtformatlock" xmlns:w16du="http://schemas.microsoft.com/office/word/2023/wordml/word16du" xmlns:oel="http://schemas.microsoft.com/office/2019/extlst">
+          <mc:Fallback xmlns:wpsCustomData="http://www.wps.cn/officeDocument/2013/wpsCustomData">
             <w:pict>
-              <v:rect w14:anchorId="276B2AE9" id="Rectangle 5" o:spid="_x0000_s1026" style="position:absolute;margin-left:375.9pt;margin-top:17.35pt;width:9.95pt;height:9.95pt;z-index:-15889920;visibility:visible;mso-wrap-style:square;mso-width-percent:0;mso-height-percent:0;mso-wrap-distance-left:9pt;mso-wrap-distance-top:0;mso-wrap-distance-right:9pt;mso-wrap-distance-bottom:0;mso-position-horizontal:absolute;mso-position-horizontal-relative:page;mso-position-vertical:absolute;mso-position-vertical-relative:text;mso-width-percent:0;mso-height-percent:0;mso-width-relative:page;mso-height-relative:page;v-text-anchor:top" o:gfxdata="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" filled="f" strokeweight=".72pt">
-                <w10:wrap anchorx="page"/>
+              <v:rect id="Rectangle 5" o:spid="_x0000_s1026" o:spt="1" style="position:absolute;left:0pt;margin-left:375.9pt;margin-top:17.35pt;height:9.95pt;width:9.95pt;mso-position-horizontal-relative:page;z-index:-251648000;mso-width-relative:page;mso-height-relative:page;" filled="f" stroked="t" coordsize="21600,21600" o:gfxdata="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">
+                <v:fill on="f" focussize="0,0"/>
+                <v:stroke weight="0.72pt" color="#000000" miterlimit="8" joinstyle="miter"/>
+                <v:imagedata o:title=""/>
+                <o:lock v:ext="edit" aspectratio="f"/>
               </v:rect>
             </w:pict>
           </mc:Fallback>
@@ -4813,7 +4510,7 @@
         <mc:AlternateContent>
           <mc:Choice Requires="wps">
             <w:drawing>
-              <wp:anchor distT="0" distB="0" distL="114300" distR="114300" simplePos="0" relativeHeight="487427072" behindDoc="1" locked="0" layoutInCell="1" allowOverlap="1" wp14:anchorId="2970AF85" wp14:editId="15937003">
+              <wp:anchor distT="0" distB="0" distL="114300" distR="114300" simplePos="0" relativeHeight="251662336" behindDoc="1" locked="0" layoutInCell="1" allowOverlap="1" wp14:anchorId="1A05EEB4" wp14:editId="70A330CD">
                 <wp:simplePos x="0" y="0"/>
                 <wp:positionH relativeFrom="page">
                   <wp:posOffset>814070</wp:posOffset>
@@ -4848,18 +4545,7 @@
                             <a:srgbClr val="000000"/>
                           </a:solidFill>
                           <a:miter lim="800000"/>
-                          <a:headEnd/>
-                          <a:tailEnd/>
                         </a:ln>
-                        <a:extLst>
-                          <a:ext uri="{909E8E84-426E-40DD-AFC4-6F175D3DCCD1}">
-                            <a14:hiddenFill xmlns:a14="http://schemas.microsoft.com/office/drawing/2010/main">
-                              <a:solidFill>
-                                <a:srgbClr val="FFFFFF"/>
-                              </a:solidFill>
-                            </a14:hiddenFill>
-                          </a:ext>
-                        </a:extLst>
                       </wps:spPr>
                       <wps:bodyPr rot="0" vert="horz" wrap="square" lIns="91440" tIns="45720" rIns="91440" bIns="45720" anchor="t" anchorCtr="0" upright="1">
                         <a:noAutofit/>
@@ -4867,19 +4553,16 @@
                     </wps:wsp>
                   </a:graphicData>
                 </a:graphic>
-                <wp14:sizeRelH relativeFrom="page">
-                  <wp14:pctWidth>0</wp14:pctWidth>
-                </wp14:sizeRelH>
-                <wp14:sizeRelV relativeFrom="page">
-                  <wp14:pctHeight>0</wp14:pctHeight>
-                </wp14:sizeRelV>
               </wp:anchor>
             </w:drawing>
           </mc:Choice>
-          <mc:Fallback xmlns:w16sdtfl="http://schemas.microsoft.com/office/word/2024/wordml/sdtformatlock" xmlns:w16du="http://schemas.microsoft.com/office/word/2023/wordml/word16du" xmlns:oel="http://schemas.microsoft.com/office/2019/extlst">
+          <mc:Fallback xmlns:wpsCustomData="http://www.wps.cn/officeDocument/2013/wpsCustomData">
             <w:pict>
-              <v:rect w14:anchorId="2DCFCC74" id="Rectangle 4" o:spid="_x0000_s1026" style="position:absolute;margin-left:64.1pt;margin-top:32.25pt;width:10pt;height:9.95pt;z-index:-15889408;visibility:visible;mso-wrap-style:square;mso-width-percent:0;mso-height-percent:0;mso-wrap-distance-left:9pt;mso-wrap-distance-top:0;mso-wrap-distance-right:9pt;mso-wrap-distance-bottom:0;mso-position-horizontal:absolute;mso-position-horizontal-relative:page;mso-position-vertical:absolute;mso-position-vertical-relative:text;mso-width-percent:0;mso-height-percent:0;mso-width-relative:page;mso-height-relative:page;v-text-anchor:top" o:gfxdata="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" filled="f" strokeweight=".72pt">
-                <w10:wrap anchorx="page"/>
+              <v:rect id="Rectangle 4" o:spid="_x0000_s1026" o:spt="1" style="position:absolute;left:0pt;margin-left:64.1pt;margin-top:32.25pt;height:9.95pt;width:10pt;mso-position-horizontal-relative:page;z-index:-251646976;mso-width-relative:page;mso-height-relative:page;" filled="f" stroked="t" coordsize="21600,21600" o:gfxdata="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">
+                <v:fill on="f" focussize="0,0"/>
+                <v:stroke weight="0.72pt" color="#000000" miterlimit="8" joinstyle="miter"/>
+                <v:imagedata o:title=""/>
+                <o:lock v:ext="edit" aspectratio="f"/>
               </v:rect>
             </w:pict>
           </mc:Fallback>
@@ -4892,7 +4575,7 @@
         <mc:AlternateContent>
           <mc:Choice Requires="wps">
             <w:drawing>
-              <wp:anchor distT="0" distB="0" distL="114300" distR="114300" simplePos="0" relativeHeight="487427584" behindDoc="1" locked="0" layoutInCell="1" allowOverlap="1" wp14:anchorId="630A4533" wp14:editId="187911B0">
+              <wp:anchor distT="0" distB="0" distL="114300" distR="114300" simplePos="0" relativeHeight="251663360" behindDoc="1" locked="0" layoutInCell="1" allowOverlap="1" wp14:anchorId="3F941844" wp14:editId="2F73C2D8">
                 <wp:simplePos x="0" y="0"/>
                 <wp:positionH relativeFrom="page">
                   <wp:posOffset>2795905</wp:posOffset>
@@ -4927,18 +4610,7 @@
                             <a:srgbClr val="000000"/>
                           </a:solidFill>
                           <a:miter lim="800000"/>
-                          <a:headEnd/>
-                          <a:tailEnd/>
                         </a:ln>
-                        <a:extLst>
-                          <a:ext uri="{909E8E84-426E-40DD-AFC4-6F175D3DCCD1}">
-                            <a14:hiddenFill xmlns:a14="http://schemas.microsoft.com/office/drawing/2010/main">
-                              <a:solidFill>
-                                <a:srgbClr val="FFFFFF"/>
-                              </a:solidFill>
-                            </a14:hiddenFill>
-                          </a:ext>
-                        </a:extLst>
                       </wps:spPr>
                       <wps:bodyPr rot="0" vert="horz" wrap="square" lIns="91440" tIns="45720" rIns="91440" bIns="45720" anchor="t" anchorCtr="0" upright="1">
                         <a:noAutofit/>
@@ -4946,19 +4618,16 @@
                     </wps:wsp>
                   </a:graphicData>
                 </a:graphic>
-                <wp14:sizeRelH relativeFrom="page">
-                  <wp14:pctWidth>0</wp14:pctWidth>
-                </wp14:sizeRelH>
-                <wp14:sizeRelV relativeFrom="page">
-                  <wp14:pctHeight>0</wp14:pctHeight>
-                </wp14:sizeRelV>
               </wp:anchor>
             </w:drawing>
           </mc:Choice>
-          <mc:Fallback xmlns:w16sdtfl="http://schemas.microsoft.com/office/word/2024/wordml/sdtformatlock" xmlns:w16du="http://schemas.microsoft.com/office/word/2023/wordml/word16du" xmlns:oel="http://schemas.microsoft.com/office/2019/extlst">
+          <mc:Fallback xmlns:wpsCustomData="http://www.wps.cn/officeDocument/2013/wpsCustomData">
             <w:pict>
-              <v:rect w14:anchorId="1D8B7C74" id="Rectangle 3" o:spid="_x0000_s1026" style="position:absolute;margin-left:220.15pt;margin-top:32.25pt;width:9.95pt;height:9.95pt;z-index:-15888896;visibility:visible;mso-wrap-style:square;mso-width-percent:0;mso-height-percent:0;mso-wrap-distance-left:9pt;mso-wrap-distance-top:0;mso-wrap-distance-right:9pt;mso-wrap-distance-bottom:0;mso-position-horizontal:absolute;mso-position-horizontal-relative:page;mso-position-vertical:absolute;mso-position-vertical-relative:text;mso-width-percent:0;mso-height-percent:0;mso-width-relative:page;mso-height-relative:page;v-text-anchor:top" o:gfxdata="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" filled="f" strokeweight=".72pt">
-                <w10:wrap anchorx="page"/>
+              <v:rect id="Rectangle 3" o:spid="_x0000_s1026" o:spt="1" style="position:absolute;left:0pt;margin-left:220.15pt;margin-top:32.25pt;height:9.95pt;width:9.95pt;mso-position-horizontal-relative:page;z-index:-251646976;mso-width-relative:page;mso-height-relative:page;" filled="f" stroked="t" coordsize="21600,21600" o:gfxdata="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">
+                <v:fill on="f" focussize="0,0"/>
+                <v:stroke weight="0.72pt" color="#000000" miterlimit="8" joinstyle="miter"/>
+                <v:imagedata o:title=""/>
+                <o:lock v:ext="edit" aspectratio="f"/>
               </v:rect>
             </w:pict>
           </mc:Fallback>
@@ -4971,7 +4640,7 @@
         <mc:AlternateContent>
           <mc:Choice Requires="wps">
             <w:drawing>
-              <wp:anchor distT="0" distB="0" distL="114300" distR="114300" simplePos="0" relativeHeight="487428096" behindDoc="1" locked="0" layoutInCell="1" allowOverlap="1" wp14:anchorId="1C0DA519" wp14:editId="5A78636B">
+              <wp:anchor distT="0" distB="0" distL="114300" distR="114300" simplePos="0" relativeHeight="251664384" behindDoc="1" locked="0" layoutInCell="1" allowOverlap="1" wp14:anchorId="07069FA8" wp14:editId="24279293">
                 <wp:simplePos x="0" y="0"/>
                 <wp:positionH relativeFrom="page">
                   <wp:posOffset>4773930</wp:posOffset>
@@ -5006,18 +4675,7 @@
                             <a:srgbClr val="000000"/>
                           </a:solidFill>
                           <a:miter lim="800000"/>
-                          <a:headEnd/>
-                          <a:tailEnd/>
                         </a:ln>
-                        <a:extLst>
-                          <a:ext uri="{909E8E84-426E-40DD-AFC4-6F175D3DCCD1}">
-                            <a14:hiddenFill xmlns:a14="http://schemas.microsoft.com/office/drawing/2010/main">
-                              <a:solidFill>
-                                <a:srgbClr val="FFFFFF"/>
-                              </a:solidFill>
-                            </a14:hiddenFill>
-                          </a:ext>
-                        </a:extLst>
                       </wps:spPr>
                       <wps:bodyPr rot="0" vert="horz" wrap="square" lIns="91440" tIns="45720" rIns="91440" bIns="45720" anchor="t" anchorCtr="0" upright="1">
                         <a:noAutofit/>
@@ -5025,19 +4683,16 @@
                     </wps:wsp>
                   </a:graphicData>
                 </a:graphic>
-                <wp14:sizeRelH relativeFrom="page">
-                  <wp14:pctWidth>0</wp14:pctWidth>
-                </wp14:sizeRelH>
-                <wp14:sizeRelV relativeFrom="page">
-                  <wp14:pctHeight>0</wp14:pctHeight>
-                </wp14:sizeRelV>
               </wp:anchor>
             </w:drawing>
           </mc:Choice>
-          <mc:Fallback xmlns:w16sdtfl="http://schemas.microsoft.com/office/word/2024/wordml/sdtformatlock" xmlns:w16du="http://schemas.microsoft.com/office/word/2023/wordml/word16du" xmlns:oel="http://schemas.microsoft.com/office/2019/extlst">
+          <mc:Fallback xmlns:wpsCustomData="http://www.wps.cn/officeDocument/2013/wpsCustomData">
             <w:pict>
-              <v:rect w14:anchorId="682C0A7B" id="Rectangle 2" o:spid="_x0000_s1026" style="position:absolute;margin-left:375.9pt;margin-top:32.25pt;width:9.95pt;height:9.95pt;z-index:-15888384;visibility:visible;mso-wrap-style:square;mso-width-percent:0;mso-height-percent:0;mso-wrap-distance-left:9pt;mso-wrap-distance-top:0;mso-wrap-distance-right:9pt;mso-wrap-distance-bottom:0;mso-position-horizontal:absolute;mso-position-horizontal-relative:page;mso-position-vertical:absolute;mso-position-vertical-relative:text;mso-width-percent:0;mso-height-percent:0;mso-width-relative:page;mso-height-relative:page;v-text-anchor:top" o:gfxdata="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" filled="f" strokeweight=".72pt">
-                <w10:wrap anchorx="page"/>
+              <v:rect id="Rectangle 2" o:spid="_x0000_s1026" o:spt="1" style="position:absolute;left:0pt;margin-left:375.9pt;margin-top:32.25pt;height:9.95pt;width:9.95pt;mso-position-horizontal-relative:page;z-index:-251645952;mso-width-relative:page;mso-height-relative:page;" filled="f" stroked="t" coordsize="21600,21600" o:gfxdata="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">
+                <v:fill on="f" focussize="0,0"/>
+                <v:stroke weight="0.72pt" color="#000000" miterlimit="8" joinstyle="miter"/>
+                <v:imagedata o:title=""/>
+                <o:lock v:ext="edit" aspectratio="f"/>
               </v:rect>
             </w:pict>
           </mc:Fallback>
@@ -5172,7 +4827,7 @@
           <w:left w:w="0" w:type="dxa"/>
           <w:right w:w="0" w:type="dxa"/>
         </w:tblCellMar>
-        <w:tblLook w:val="01E0" w:firstRow="1" w:lastRow="1" w:firstColumn="1" w:lastColumn="1" w:noHBand="0" w:noVBand="0"/>
+        <w:tblLook w:val="04A0" w:firstRow="1" w:lastRow="0" w:firstColumn="1" w:lastColumn="0" w:noHBand="0" w:noVBand="1"/>
       </w:tblPr>
       <w:tblGrid>
         <w:gridCol w:w="1083"/>
@@ -5772,7 +5427,7 @@
           <w:left w:w="0" w:type="dxa"/>
           <w:right w:w="0" w:type="dxa"/>
         </w:tblCellMar>
-        <w:tblLook w:val="01E0" w:firstRow="1" w:lastRow="1" w:firstColumn="1" w:lastColumn="1" w:noHBand="0" w:noVBand="0"/>
+        <w:tblLook w:val="04A0" w:firstRow="1" w:lastRow="0" w:firstColumn="1" w:lastColumn="0" w:noHBand="0" w:noVBand="1"/>
       </w:tblPr>
       <w:tblGrid>
         <w:gridCol w:w="1508"/>
@@ -5805,14 +5460,7 @@
                 <w:b/>
                 <w:color w:val="FFFFFF"/>
               </w:rPr>
-              <w:t xml:space="preserve">      </w:t>
-            </w:r>
-            <w:r>
-              <w:rPr>
-                <w:b/>
-                <w:color w:val="FFFFFF"/>
-              </w:rPr>
-              <w:t>Employee</w:t>
+              <w:t xml:space="preserve">      Employee</w:t>
             </w:r>
           </w:p>
         </w:tc>
@@ -5835,14 +5483,7 @@
                 <w:b/>
                 <w:color w:val="FFFFFF"/>
               </w:rPr>
-              <w:t xml:space="preserve">   </w:t>
-            </w:r>
-            <w:r>
-              <w:rPr>
-                <w:b/>
-                <w:color w:val="FFFFFF"/>
-              </w:rPr>
-              <w:t>Direct Manager</w:t>
+              <w:t xml:space="preserve">   Direct Manager</w:t>
             </w:r>
           </w:p>
         </w:tc>
@@ -5865,14 +5506,7 @@
                 <w:b/>
                 <w:color w:val="FFFFFF"/>
               </w:rPr>
-              <w:t xml:space="preserve">         </w:t>
-            </w:r>
-            <w:r>
-              <w:rPr>
-                <w:b/>
-                <w:color w:val="FFFFFF"/>
-              </w:rPr>
-              <w:t>IT Dept.</w:t>
+              <w:t xml:space="preserve">         IT Dept.</w:t>
             </w:r>
           </w:p>
         </w:tc>
@@ -5895,14 +5529,7 @@
                 <w:b/>
                 <w:color w:val="FFFFFF"/>
               </w:rPr>
-              <w:t xml:space="preserve">      </w:t>
-            </w:r>
-            <w:r>
-              <w:rPr>
-                <w:b/>
-                <w:color w:val="FFFFFF"/>
-              </w:rPr>
-              <w:t>Finance Dept.</w:t>
+              <w:t xml:space="preserve">      Finance Dept.</w:t>
             </w:r>
           </w:p>
         </w:tc>
@@ -6231,13 +5858,7 @@
           <w:sz w:val="18"/>
         </w:rPr>
         <w:tab/>
-        <w:t xml:space="preserve">Saudi </w:t>
-      </w:r>
-      <w:r>
-        <w:rPr>
-          <w:sz w:val="18"/>
-        </w:rPr>
-        <w:t>Icon</w:t>
+        <w:t>Saudi Icon</w:t>
       </w:r>
     </w:p>
     <w:sectPr>
@@ -6256,24 +5877,16 @@
     <w:rPrDefault>
       <w:rPr>
         <w:rFonts w:asciiTheme="minorHAnsi" w:eastAsiaTheme="minorHAnsi" w:hAnsiTheme="minorHAnsi" w:cstheme="minorBidi"/>
-        <w:sz w:val="22"/>
-        <w:szCs w:val="22"/>
         <w:lang w:val="en-US" w:eastAsia="en-US" w:bidi="ar-SA"/>
       </w:rPr>
     </w:rPrDefault>
-    <w:pPrDefault>
-      <w:pPr>
-        <w:widowControl w:val="0"/>
-        <w:autoSpaceDE w:val="0"/>
-        <w:autoSpaceDN w:val="0"/>
-      </w:pPr>
-    </w:pPrDefault>
+    <w:pPrDefault/>
   </w:docDefaults>
   <w:latentStyles w:defLockedState="0" w:defUIPriority="99" w:defSemiHidden="0" w:defUnhideWhenUsed="0" w:defQFormat="0" w:count="376">
-    <w:lsdException w:name="Normal" w:uiPriority="0" w:qFormat="1"/>
+    <w:lsdException w:name="Normal" w:uiPriority="1" w:qFormat="1"/>
     <w:lsdException w:name="heading 1" w:uiPriority="9" w:qFormat="1"/>
     <w:lsdException w:name="heading 2" w:semiHidden="1" w:uiPriority="9" w:unhideWhenUsed="1" w:qFormat="1"/>
-    <w:lsdException w:name="heading 3" w:semiHidden="1" w:uiPriority="9" w:unhideWhenUsed="1" w:qFormat="1"/>
+    <w:lsdException w:name="heading 3" w:uiPriority="9" w:qFormat="1"/>
     <w:lsdException w:name="heading 4" w:semiHidden="1" w:uiPriority="9" w:unhideWhenUsed="1" w:qFormat="1"/>
     <w:lsdException w:name="heading 5" w:semiHidden="1" w:uiPriority="9" w:unhideWhenUsed="1" w:qFormat="1"/>
     <w:lsdException w:name="heading 6" w:semiHidden="1" w:uiPriority="9" w:unhideWhenUsed="1" w:qFormat="1"/>
@@ -6332,11 +5945,11 @@
     <w:lsdException w:name="List Number 3" w:semiHidden="1" w:unhideWhenUsed="1"/>
     <w:lsdException w:name="List Number 4" w:semiHidden="1" w:unhideWhenUsed="1"/>
     <w:lsdException w:name="List Number 5" w:semiHidden="1" w:unhideWhenUsed="1"/>
-    <w:lsdException w:name="Title" w:uiPriority="10" w:qFormat="1"/>
+    <w:lsdException w:name="Title" w:uiPriority="1" w:qFormat="1"/>
     <w:lsdException w:name="Closing" w:semiHidden="1" w:unhideWhenUsed="1"/>
     <w:lsdException w:name="Signature" w:semiHidden="1" w:unhideWhenUsed="1"/>
     <w:lsdException w:name="Default Paragraph Font" w:semiHidden="1" w:uiPriority="1" w:unhideWhenUsed="1"/>
-    <w:lsdException w:name="Body Text" w:semiHidden="1" w:unhideWhenUsed="1"/>
+    <w:lsdException w:name="Body Text" w:uiPriority="1" w:qFormat="1"/>
     <w:lsdException w:name="Body Text Indent" w:semiHidden="1" w:unhideWhenUsed="1"/>
     <w:lsdException w:name="List Continue" w:semiHidden="1" w:unhideWhenUsed="1"/>
     <w:lsdException w:name="List Continue 2" w:semiHidden="1" w:unhideWhenUsed="1"/>
@@ -6355,7 +5968,7 @@
     <w:lsdException w:name="Body Text Indent 2" w:semiHidden="1" w:unhideWhenUsed="1"/>
     <w:lsdException w:name="Body Text Indent 3" w:semiHidden="1" w:unhideWhenUsed="1"/>
     <w:lsdException w:name="Block Text" w:semiHidden="1" w:unhideWhenUsed="1"/>
-    <w:lsdException w:name="Hyperlink" w:semiHidden="1" w:unhideWhenUsed="1"/>
+    <w:lsdException w:name="Hyperlink" w:unhideWhenUsed="1" w:qFormat="1"/>
     <w:lsdException w:name="FollowedHyperlink" w:semiHidden="1" w:unhideWhenUsed="1"/>
     <w:lsdException w:name="Strong" w:uiPriority="22" w:qFormat="1"/>
     <w:lsdException w:name="Emphasis" w:uiPriority="20" w:qFormat="1"/>
@@ -6375,7 +5988,7 @@
     <w:lsdException w:name="HTML Sample" w:semiHidden="1" w:unhideWhenUsed="1"/>
     <w:lsdException w:name="HTML Typewriter" w:semiHidden="1" w:unhideWhenUsed="1"/>
     <w:lsdException w:name="HTML Variable" w:semiHidden="1" w:unhideWhenUsed="1"/>
-    <w:lsdException w:name="Normal Table" w:semiHidden="1" w:unhideWhenUsed="1"/>
+    <w:lsdException w:name="Normal Table" w:semiHidden="1" w:unhideWhenUsed="1" w:qFormat="1"/>
     <w:lsdException w:name="annotation subject" w:semiHidden="1" w:unhideWhenUsed="1"/>
     <w:lsdException w:name="No List" w:semiHidden="1" w:unhideWhenUsed="1"/>
     <w:lsdException w:name="Outline List 1" w:semiHidden="1" w:unhideWhenUsed="1"/>
@@ -6424,10 +6037,9 @@
     <w:lsdException w:name="Table Web 2" w:semiHidden="1" w:unhideWhenUsed="1"/>
     <w:lsdException w:name="Table Web 3" w:semiHidden="1" w:unhideWhenUsed="1"/>
     <w:lsdException w:name="Balloon Text" w:semiHidden="1" w:unhideWhenUsed="1"/>
-    <w:lsdException w:name="Table Grid" w:uiPriority="39"/>
+    <w:lsdException w:name="Table Grid" w:uiPriority="39" w:qFormat="1"/>
     <w:lsdException w:name="Table Theme" w:semiHidden="1" w:unhideWhenUsed="1"/>
     <w:lsdException w:name="Placeholder Text" w:semiHidden="1"/>
-    <w:lsdException w:name="No Spacing" w:uiPriority="1" w:qFormat="1"/>
     <w:lsdException w:name="Light Shading" w:uiPriority="60"/>
     <w:lsdException w:name="Light List" w:uiPriority="61"/>
     <w:lsdException w:name="Light Grid" w:uiPriority="62"/>
@@ -6449,9 +6061,7 @@
     <w:lsdException w:name="Medium Shading 2 Accent 1" w:uiPriority="64"/>
     <w:lsdException w:name="Medium List 1 Accent 1" w:uiPriority="65"/>
     <w:lsdException w:name="Revision" w:semiHidden="1"/>
-    <w:lsdException w:name="List Paragraph" w:uiPriority="34" w:qFormat="1"/>
-    <w:lsdException w:name="Quote" w:uiPriority="29" w:qFormat="1"/>
-    <w:lsdException w:name="Intense Quote" w:uiPriority="30" w:qFormat="1"/>
+    <w:lsdException w:name="List Paragraph" w:uiPriority="1" w:qFormat="1"/>
     <w:lsdException w:name="Medium List 2 Accent 1" w:uiPriority="66"/>
     <w:lsdException w:name="Medium Grid 1 Accent 1" w:uiPriority="67"/>
     <w:lsdException w:name="Medium Grid 2 Accent 1" w:uiPriority="68"/>
@@ -6651,8 +6261,15 @@
     <w:name w:val="Normal"/>
     <w:uiPriority w:val="1"/>
     <w:qFormat/>
+    <w:pPr>
+      <w:widowControl w:val="0"/>
+      <w:autoSpaceDE w:val="0"/>
+      <w:autoSpaceDN w:val="0"/>
+    </w:pPr>
     <w:rPr>
       <w:rFonts w:ascii="Calibri" w:eastAsia="Calibri" w:hAnsi="Calibri" w:cs="Calibri"/>
+      <w:sz w:val="22"/>
+      <w:szCs w:val="22"/>
     </w:rPr>
   </w:style>
   <w:style w:type="paragraph" w:styleId="Heading3">
@@ -6661,7 +6278,6 @@
     <w:link w:val="Heading3Char"/>
     <w:uiPriority w:val="9"/>
     <w:qFormat/>
-    <w:rsid w:val="00197B2D"/>
     <w:pPr>
       <w:widowControl/>
       <w:autoSpaceDE/>
@@ -6704,6 +6320,19 @@
     <w:semiHidden/>
     <w:unhideWhenUsed/>
   </w:style>
+  <w:style w:type="paragraph" w:styleId="BalloonText">
+    <w:name w:val="Balloon Text"/>
+    <w:basedOn w:val="Normal"/>
+    <w:link w:val="BalloonTextChar"/>
+    <w:uiPriority w:val="99"/>
+    <w:semiHidden/>
+    <w:unhideWhenUsed/>
+    <w:rPr>
+      <w:rFonts w:ascii="Segoe UI" w:hAnsi="Segoe UI" w:cs="Segoe UI"/>
+      <w:sz w:val="18"/>
+      <w:szCs w:val="18"/>
+    </w:rPr>
+  </w:style>
   <w:style w:type="paragraph" w:styleId="BodyText">
     <w:name w:val="Body Text"/>
     <w:basedOn w:val="Normal"/>
@@ -6715,6 +6344,33 @@
       <w:sz w:val="24"/>
       <w:szCs w:val="24"/>
     </w:rPr>
+  </w:style>
+  <w:style w:type="character" w:styleId="Hyperlink">
+    <w:name w:val="Hyperlink"/>
+    <w:basedOn w:val="DefaultParagraphFont"/>
+    <w:uiPriority w:val="99"/>
+    <w:unhideWhenUsed/>
+    <w:qFormat/>
+    <w:rPr>
+      <w:color w:val="0000FF" w:themeColor="hyperlink"/>
+      <w:u w:val="single"/>
+    </w:rPr>
+  </w:style>
+  <w:style w:type="table" w:styleId="TableGrid">
+    <w:name w:val="Table Grid"/>
+    <w:basedOn w:val="TableNormal"/>
+    <w:uiPriority w:val="39"/>
+    <w:qFormat/>
+    <w:tblPr>
+      <w:tblBorders>
+        <w:top w:val="single" w:sz="4" w:space="0" w:color="auto"/>
+        <w:left w:val="single" w:sz="4" w:space="0" w:color="auto"/>
+        <w:bottom w:val="single" w:sz="4" w:space="0" w:color="auto"/>
+        <w:right w:val="single" w:sz="4" w:space="0" w:color="auto"/>
+        <w:insideH w:val="single" w:sz="4" w:space="0" w:color="auto"/>
+        <w:insideV w:val="single" w:sz="4" w:space="0" w:color="auto"/>
+      </w:tblBorders>
+    </w:tblPr>
   </w:style>
   <w:style w:type="paragraph" w:styleId="Title">
     <w:name w:val="Title"/>
@@ -6753,7 +6409,6 @@
     <w:basedOn w:val="DefaultParagraphFont"/>
     <w:link w:val="Heading3"/>
     <w:uiPriority w:val="9"/>
-    <w:rsid w:val="00197B2D"/>
     <w:rPr>
       <w:rFonts w:ascii="Times New Roman" w:eastAsia="Times New Roman" w:hAnsi="Times New Roman" w:cs="Times New Roman"/>
       <w:b/>
@@ -6762,67 +6417,25 @@
       <w:szCs w:val="27"/>
     </w:rPr>
   </w:style>
-  <w:style w:type="paragraph" w:styleId="BalloonText">
-    <w:name w:val="Balloon Text"/>
-    <w:basedOn w:val="Normal"/>
-    <w:link w:val="BalloonTextChar"/>
-    <w:uiPriority w:val="99"/>
-    <w:semiHidden/>
-    <w:unhideWhenUsed/>
-    <w:rsid w:val="00197B2D"/>
-    <w:rPr>
-      <w:rFonts w:ascii="Segoe UI" w:hAnsi="Segoe UI" w:cs="Segoe UI"/>
-      <w:sz w:val="18"/>
-      <w:szCs w:val="18"/>
-    </w:rPr>
-  </w:style>
   <w:style w:type="character" w:customStyle="1" w:styleId="BalloonTextChar">
     <w:name w:val="Balloon Text Char"/>
     <w:basedOn w:val="DefaultParagraphFont"/>
     <w:link w:val="BalloonText"/>
     <w:uiPriority w:val="99"/>
     <w:semiHidden/>
-    <w:rsid w:val="00197B2D"/>
+    <w:qFormat/>
     <w:rPr>
       <w:rFonts w:ascii="Segoe UI" w:eastAsia="Calibri" w:hAnsi="Segoe UI" w:cs="Segoe UI"/>
       <w:sz w:val="18"/>
       <w:szCs w:val="18"/>
     </w:rPr>
   </w:style>
-  <w:style w:type="table" w:styleId="TableGrid">
-    <w:name w:val="Table Grid"/>
-    <w:basedOn w:val="TableNormal"/>
-    <w:uiPriority w:val="39"/>
-    <w:rsid w:val="00CF6962"/>
-    <w:tblPr>
-      <w:tblBorders>
-        <w:top w:val="single" w:sz="4" w:space="0" w:color="auto"/>
-        <w:left w:val="single" w:sz="4" w:space="0" w:color="auto"/>
-        <w:bottom w:val="single" w:sz="4" w:space="0" w:color="auto"/>
-        <w:right w:val="single" w:sz="4" w:space="0" w:color="auto"/>
-        <w:insideH w:val="single" w:sz="4" w:space="0" w:color="auto"/>
-        <w:insideV w:val="single" w:sz="4" w:space="0" w:color="auto"/>
-      </w:tblBorders>
-    </w:tblPr>
-  </w:style>
-  <w:style w:type="character" w:styleId="Hyperlink">
-    <w:name w:val="Hyperlink"/>
-    <w:basedOn w:val="DefaultParagraphFont"/>
-    <w:uiPriority w:val="99"/>
-    <w:unhideWhenUsed/>
-    <w:rsid w:val="00065FE5"/>
-    <w:rPr>
-      <w:color w:val="0000FF" w:themeColor="hyperlink"/>
-      <w:u w:val="single"/>
-    </w:rPr>
-  </w:style>
-  <w:style w:type="character" w:styleId="UnresolvedMention">
-    <w:name w:val="Unresolved Mention"/>
+  <w:style w:type="character" w:customStyle="1" w:styleId="UnresolvedMention1">
+    <w:name w:val="Unresolved Mention1"/>
     <w:basedOn w:val="DefaultParagraphFont"/>
     <w:uiPriority w:val="99"/>
     <w:semiHidden/>
     <w:unhideWhenUsed/>
-    <w:rsid w:val="00065FE5"/>
     <w:rPr>
       <w:color w:val="605E5C"/>
       <w:shd w:val="clear" w:color="auto" w:fill="E1DFDD"/>
@@ -6831,7 +6444,6 @@
   <w:style w:type="paragraph" w:customStyle="1" w:styleId="muitypography-root">
     <w:name w:val="muitypography-root"/>
     <w:basedOn w:val="Normal"/>
-    <w:rsid w:val="00416E32"/>
     <w:pPr>
       <w:widowControl/>
       <w:autoSpaceDE/>
@@ -6863,7 +6475,7 @@
           <inkml:channelProperty channel="F" name="resolution" value="0" units="1/dev"/>
         </inkml:channelProperties>
       </inkml:inkSource>
-      <inkml:timestamp xml:id="ts0" timeString="2024-10-30T11:06:40.071"/>
+      <inkml:timestamp xml:id="ts0" timeString="2024-10-30T11:06:40"/>
     </inkml:context>
     <inkml:brush xml:id="br0">
       <inkml:brushProperty name="width" value="0.2" units="cm"/>
@@ -6891,7 +6503,7 @@
           <inkml:channelProperty channel="F" name="resolution" value="0" units="1/dev"/>
         </inkml:channelProperties>
       </inkml:inkSource>
-      <inkml:timestamp xml:id="ts0" timeString="2025-01-16T07:03:17.190"/>
+      <inkml:timestamp xml:id="ts0" timeString="2025-01-16T07:03:17"/>
     </inkml:context>
     <inkml:brush xml:id="br0">
       <inkml:brushProperty name="width" value="0.05" units="cm"/>
@@ -7184,4 +6796,24 @@
   <a:objectDefaults/>
   <a:extraClrSchemeLst/>
 </a:theme>
+</file>
+
+<file path=customXml/item1.xml><?xml version="1.0" encoding="utf-8"?>
+<s:customData xmlns="http://www.wps.cn/officeDocument/2013/wpsCustomData" xmlns:s="http://www.wps.cn/officeDocument/2013/wpsCustomData">
+  <customSectProps>
+    <customSectPr/>
+    <customSectPr/>
+  </customSectProps>
+  <customShpExts>
+    <customShpInfo spid="_x0000_s1026" textRotate="1"/>
+  </customShpExts>
+</s:customData>
+</file>
+
+<file path=customXml/itemProps1.xml><?xml version="1.0" encoding="utf-8"?>
+<ds:datastoreItem xmlns:ds="http://schemas.openxmlformats.org/officeDocument/2006/customXml" ds:itemID="{B1977F7D-205B-4081-913C-38D41E755F92}">
+  <ds:schemaRefs>
+    <ds:schemaRef ds:uri="http://www.wps.cn/officeDocument/2013/wpsCustomData"/>
+  </ds:schemaRefs>
+</ds:datastoreItem>
 </file>